--- a/SERTIFIKAT/SURAT KETERANGAN BEBAS PLAGIASI ASEP RIDWAN HIDAYAT.docx
+++ b/SERTIFIKAT/SURAT KETERANGAN BEBAS PLAGIASI ASEP RIDWAN HIDAYAT.docx
@@ -1,6 +1,6 @@
 
 <file path=word/document.xml><?xml version="1.0" encoding="utf-8"?>
-<w:document xmlns:wpc="http://schemas.microsoft.com/office/word/2010/wordprocessingCanvas" xmlns:cx="http://schemas.microsoft.com/office/drawing/2014/chartex" xmlns:cx1="http://schemas.microsoft.com/office/drawing/2015/9/8/chartex" xmlns:cx2="http://schemas.microsoft.com/office/drawing/2015/10/21/chartex" xmlns:cx3="http://schemas.microsoft.com/office/drawing/2016/5/9/chartex" xmlns:cx4="http://schemas.microsoft.com/office/drawing/2016/5/10/chartex" xmlns:cx5="http://schemas.microsoft.com/office/drawing/2016/5/11/chartex" xmlns:cx6="http://schemas.microsoft.com/office/drawing/2016/5/12/chartex" xmlns:cx7="http://schemas.microsoft.com/office/drawing/2016/5/13/chartex" xmlns:cx8="http://schemas.microsoft.com/office/drawing/2016/5/14/chartex" xmlns:mc="http://schemas.openxmlformats.org/markup-compatibility/2006" xmlns:aink="http://schemas.microsoft.com/office/drawing/2016/ink" xmlns:am3d="http://schemas.microsoft.com/office/drawing/2017/model3d" xmlns:o="urn:schemas-microsoft-com:office:office" xmlns:oel="http://schemas.microsoft.com/office/2019/extlst" xmlns:r="http://schemas.openxmlformats.org/officeDocument/2006/relationships" xmlns:m="http://schemas.openxmlformats.org/officeDocument/2006/math" xmlns:v="urn:schemas-microsoft-com:vml" xmlns:wp14="http://schemas.microsoft.com/office/word/2010/wordprocessingDrawing" xmlns:wp="http://schemas.openxmlformats.org/drawingml/2006/wordprocessingDrawing" xmlns:w10="urn:schemas-microsoft-com:office:word" xmlns:w="http://schemas.openxmlformats.org/wordprocessingml/2006/main" xmlns:w14="http://schemas.microsoft.com/office/word/2010/wordml" xmlns:w15="http://schemas.microsoft.com/office/word/2012/wordml" xmlns:w16cex="http://schemas.microsoft.com/office/word/2018/wordml/cex" xmlns:w16cid="http://schemas.microsoft.com/office/word/2016/wordml/cid" xmlns:w16="http://schemas.microsoft.com/office/word/2018/wordml" xmlns:w16du="http://schemas.microsoft.com/office/word/2023/wordml/word16du" xmlns:w16sdtdh="http://schemas.microsoft.com/office/word/2020/wordml/sdtdatahash" xmlns:w16sdtfl="http://schemas.microsoft.com/office/word/2024/wordml/sdtformatlock" xmlns:w16se="http://schemas.microsoft.com/office/word/2015/wordml/symex" xmlns:wpg="http://schemas.microsoft.com/office/word/2010/wordprocessingGroup" xmlns:wpi="http://schemas.microsoft.com/office/word/2010/wordprocessingInk" xmlns:wne="http://schemas.microsoft.com/office/word/2006/wordml" xmlns:wps="http://schemas.microsoft.com/office/word/2010/wordprocessingShape" mc:Ignorable="w14 w15 w16se w16cid w16 w16cex w16sdtdh w16sdtfl w16du wp14">
+<w:document xmlns:wpc="http://schemas.microsoft.com/office/word/2010/wordprocessingCanvas" xmlns:cx="http://schemas.microsoft.com/office/drawing/2014/chartex" xmlns:mc="http://schemas.openxmlformats.org/markup-compatibility/2006" xmlns:o="urn:schemas-microsoft-com:office:office" xmlns:r="http://schemas.openxmlformats.org/officeDocument/2006/relationships" xmlns:m="http://schemas.openxmlformats.org/officeDocument/2006/math" xmlns:v="urn:schemas-microsoft-com:vml" xmlns:wp14="http://schemas.microsoft.com/office/word/2010/wordprocessingDrawing" xmlns:wp="http://schemas.openxmlformats.org/drawingml/2006/wordprocessingDrawing" xmlns:w10="urn:schemas-microsoft-com:office:word" xmlns:w="http://schemas.openxmlformats.org/wordprocessingml/2006/main" xmlns:w14="http://schemas.microsoft.com/office/word/2010/wordml" xmlns:w15="http://schemas.microsoft.com/office/word/2012/wordml" xmlns:w16se="http://schemas.microsoft.com/office/word/2015/wordml/symex" xmlns:wpg="http://schemas.microsoft.com/office/word/2010/wordprocessingGroup" xmlns:wpi="http://schemas.microsoft.com/office/word/2010/wordprocessingInk" xmlns:wne="http://schemas.microsoft.com/office/word/2006/wordml" xmlns:wps="http://schemas.microsoft.com/office/word/2010/wordprocessingShape" mc:Ignorable="w14 w15 w16se wp14">
   <w:body>
     <w:p>
       <w:pPr>
@@ -45,7 +45,13 @@
         <w:rPr>
           <w:lang w:val="sv-SE"/>
         </w:rPr>
-        <w:t>………………………………</w:t>
+        <w:t>153/</w:t>
+      </w:r>
+      <w:r>
+        <w:rPr>
+          <w:lang w:val="sv-SE"/>
+        </w:rPr>
+        <w:t>C.19/UNPAM/KM/VI/2026</w:t>
       </w:r>
     </w:p>
     <w:p>
@@ -129,8 +135,21 @@
       </w:r>
       <w:proofErr w:type="spellEnd"/>
       <w:r>
-        <w:t xml:space="preserve"> Ridwan Hidayat</w:t>
-      </w:r>
+        <w:t xml:space="preserve"> </w:t>
+      </w:r>
+      <w:proofErr w:type="spellStart"/>
+      <w:r>
+        <w:t>Ridwan</w:t>
+      </w:r>
+      <w:proofErr w:type="spellEnd"/>
+      <w:r>
+        <w:t xml:space="preserve"> </w:t>
+      </w:r>
+      <w:proofErr w:type="spellStart"/>
+      <w:r>
+        <w:t>Hidayat</w:t>
+      </w:r>
+      <w:proofErr w:type="spellEnd"/>
     </w:p>
     <w:p>
       <w:pPr>
@@ -352,7 +371,7 @@
           <w:sz w:val="24"/>
           <w:szCs w:val="24"/>
         </w:rPr>
-        <w:t xml:space="preserve"> Pada Teks </w:t>
+        <w:t xml:space="preserve"> </w:t>
       </w:r>
       <w:proofErr w:type="spellStart"/>
       <w:r>
@@ -362,7 +381,7 @@
           <w:sz w:val="24"/>
           <w:szCs w:val="24"/>
         </w:rPr>
-        <w:t>Terjemahan</w:t>
+        <w:t>Pada</w:t>
       </w:r>
       <w:proofErr w:type="spellEnd"/>
       <w:r>
@@ -372,7 +391,7 @@
           <w:sz w:val="24"/>
           <w:szCs w:val="24"/>
         </w:rPr>
-        <w:t xml:space="preserve"> Al-Qur’an </w:t>
+        <w:t xml:space="preserve"> </w:t>
       </w:r>
       <w:proofErr w:type="spellStart"/>
       <w:r>
@@ -382,7 +401,7 @@
           <w:sz w:val="24"/>
           <w:szCs w:val="24"/>
         </w:rPr>
-        <w:t>Berbahasa</w:t>
+        <w:t>Teks</w:t>
       </w:r>
       <w:proofErr w:type="spellEnd"/>
       <w:r>
@@ -392,7 +411,7 @@
           <w:sz w:val="24"/>
           <w:szCs w:val="24"/>
         </w:rPr>
-        <w:t xml:space="preserve"> Indonesia </w:t>
+        <w:t xml:space="preserve"> </w:t>
       </w:r>
       <w:proofErr w:type="spellStart"/>
       <w:r>
@@ -402,7 +421,7 @@
           <w:sz w:val="24"/>
           <w:szCs w:val="24"/>
         </w:rPr>
-        <w:t>Dengan</w:t>
+        <w:t>Terjemahan</w:t>
       </w:r>
       <w:proofErr w:type="spellEnd"/>
       <w:r>
@@ -412,8 +431,59 @@
           <w:sz w:val="24"/>
           <w:szCs w:val="24"/>
         </w:rPr>
-        <w:t xml:space="preserve"> Metode</w:t>
-      </w:r>
+        <w:t xml:space="preserve"> Al-Qur’an </w:t>
+      </w:r>
+      <w:proofErr w:type="spellStart"/>
+      <w:r>
+        <w:rPr>
+          <w:b w:val="0"/>
+          <w:bCs/>
+          <w:sz w:val="24"/>
+          <w:szCs w:val="24"/>
+        </w:rPr>
+        <w:t>Berbahasa</w:t>
+      </w:r>
+      <w:proofErr w:type="spellEnd"/>
+      <w:r>
+        <w:rPr>
+          <w:b w:val="0"/>
+          <w:bCs/>
+          <w:sz w:val="24"/>
+          <w:szCs w:val="24"/>
+        </w:rPr>
+        <w:t xml:space="preserve"> Indonesia </w:t>
+      </w:r>
+      <w:proofErr w:type="spellStart"/>
+      <w:r>
+        <w:rPr>
+          <w:b w:val="0"/>
+          <w:bCs/>
+          <w:sz w:val="24"/>
+          <w:szCs w:val="24"/>
+        </w:rPr>
+        <w:t>Dengan</w:t>
+      </w:r>
+      <w:proofErr w:type="spellEnd"/>
+      <w:r>
+        <w:rPr>
+          <w:b w:val="0"/>
+          <w:bCs/>
+          <w:sz w:val="24"/>
+          <w:szCs w:val="24"/>
+        </w:rPr>
+        <w:t xml:space="preserve"> </w:t>
+      </w:r>
+      <w:proofErr w:type="spellStart"/>
+      <w:r>
+        <w:rPr>
+          <w:b w:val="0"/>
+          <w:bCs/>
+          <w:sz w:val="24"/>
+          <w:szCs w:val="24"/>
+        </w:rPr>
+        <w:t>Metode</w:t>
+      </w:r>
+      <w:proofErr w:type="spellEnd"/>
       <w:r>
         <w:rPr>
           <w:b w:val="0"/>
@@ -785,6 +855,7 @@
           <w:b/>
           <w:sz w:val="28"/>
           <w:szCs w:val="28"/>
+          <w:lang w:val="sv-SE"/>
         </w:rPr>
       </w:pPr>
       <w:proofErr w:type="spellStart"/>
@@ -796,7 +867,16 @@
         <w:t xml:space="preserve">: </w:t>
       </w:r>
       <w:r>
-        <w:t>………………………………</w:t>
+        <w:rPr>
+          <w:lang w:val="sv-SE"/>
+        </w:rPr>
+        <w:t>153/</w:t>
+      </w:r>
+      <w:r>
+        <w:rPr>
+          <w:lang w:val="sv-SE"/>
+        </w:rPr>
+        <w:t>C.19/UNPAM/KM/VI/2026</w:t>
       </w:r>
     </w:p>
     <w:p>
@@ -978,7 +1058,25 @@
         <w:rPr>
           <w:lang w:val="sv-SE"/>
         </w:rPr>
-        <w:t>………………………………</w:t>
+        <w:t>1</w:t>
+      </w:r>
+      <w:r>
+        <w:rPr>
+          <w:lang w:val="sv-SE"/>
+        </w:rPr>
+        <w:t>54</w:t>
+      </w:r>
+      <w:r>
+        <w:rPr>
+          <w:lang w:val="sv-SE"/>
+        </w:rPr>
+        <w:t>/</w:t>
+      </w:r>
+      <w:r>
+        <w:rPr>
+          <w:lang w:val="sv-SE"/>
+        </w:rPr>
+        <w:t>C.19/UNPAM/KM/VI/2026</w:t>
       </w:r>
     </w:p>
     <w:p>
@@ -1033,11 +1131,24 @@
       </w:r>
       <w:proofErr w:type="spellEnd"/>
       <w:r>
-        <w:t xml:space="preserve"> Ridwan H</w:t>
+        <w:t xml:space="preserve"> </w:t>
+      </w:r>
+      <w:proofErr w:type="spellStart"/>
+      <w:r>
+        <w:t>Ridwan</w:t>
+      </w:r>
+      <w:proofErr w:type="spellEnd"/>
+      <w:r>
+        <w:t xml:space="preserve"> </w:t>
+      </w:r>
+      <w:proofErr w:type="spellStart"/>
+      <w:r>
+        <w:t>H</w:t>
       </w:r>
       <w:r>
         <w:t>idayat</w:t>
       </w:r>
+      <w:proofErr w:type="spellEnd"/>
     </w:p>
     <w:p>
       <w:pPr>
@@ -1652,12 +1763,32 @@
         <w:rPr>
           <w:lang w:val="sv-SE"/>
         </w:rPr>
-        <w:t>………………………………</w:t>
-      </w:r>
-    </w:p>
-    <w:p>
-      <w:pPr>
-        <w:spacing w:after="160" w:line="259" w:lineRule="auto"/>
+        <w:t>1</w:t>
+      </w:r>
+      <w:r>
+        <w:rPr>
+          <w:lang w:val="sv-SE"/>
+        </w:rPr>
+        <w:t>54</w:t>
+      </w:r>
+      <w:bookmarkStart w:id="0" w:name="_GoBack"/>
+      <w:bookmarkEnd w:id="0"/>
+      <w:r>
+        <w:rPr>
+          <w:lang w:val="sv-SE"/>
+        </w:rPr>
+        <w:t>/</w:t>
+      </w:r>
+      <w:r>
+        <w:rPr>
+          <w:lang w:val="sv-SE"/>
+        </w:rPr>
+        <w:t>C.19/UNPAM/KM/VI/2026</w:t>
+      </w:r>
+    </w:p>
+    <w:p>
+      <w:pPr>
+        <w:spacing w:after="0" w:line="240" w:lineRule="auto"/>
         <w:jc w:val="center"/>
         <w:rPr>
           <w:b/>
@@ -1693,7 +1824,7 @@
 </file>
 
 <file path=word/endnotes.xml><?xml version="1.0" encoding="utf-8"?>
-<w:endnotes xmlns:wpc="http://schemas.microsoft.com/office/word/2010/wordprocessingCanvas" xmlns:cx="http://schemas.microsoft.com/office/drawing/2014/chartex" xmlns:cx1="http://schemas.microsoft.com/office/drawing/2015/9/8/chartex" xmlns:cx2="http://schemas.microsoft.com/office/drawing/2015/10/21/chartex" xmlns:cx3="http://schemas.microsoft.com/office/drawing/2016/5/9/chartex" xmlns:cx4="http://schemas.microsoft.com/office/drawing/2016/5/10/chartex" xmlns:cx5="http://schemas.microsoft.com/office/drawing/2016/5/11/chartex" xmlns:cx6="http://schemas.microsoft.com/office/drawing/2016/5/12/chartex" xmlns:cx7="http://schemas.microsoft.com/office/drawing/2016/5/13/chartex" xmlns:cx8="http://schemas.microsoft.com/office/drawing/2016/5/14/chartex" xmlns:mc="http://schemas.openxmlformats.org/markup-compatibility/2006" xmlns:aink="http://schemas.microsoft.com/office/drawing/2016/ink" xmlns:am3d="http://schemas.microsoft.com/office/drawing/2017/model3d" xmlns:o="urn:schemas-microsoft-com:office:office" xmlns:oel="http://schemas.microsoft.com/office/2019/extlst" xmlns:r="http://schemas.openxmlformats.org/officeDocument/2006/relationships" xmlns:m="http://schemas.openxmlformats.org/officeDocument/2006/math" xmlns:v="urn:schemas-microsoft-com:vml" xmlns:wp14="http://schemas.microsoft.com/office/word/2010/wordprocessingDrawing" xmlns:wp="http://schemas.openxmlformats.org/drawingml/2006/wordprocessingDrawing" xmlns:w10="urn:schemas-microsoft-com:office:word" xmlns:w="http://schemas.openxmlformats.org/wordprocessingml/2006/main" xmlns:w14="http://schemas.microsoft.com/office/word/2010/wordml" xmlns:w15="http://schemas.microsoft.com/office/word/2012/wordml" xmlns:w16cex="http://schemas.microsoft.com/office/word/2018/wordml/cex" xmlns:w16cid="http://schemas.microsoft.com/office/word/2016/wordml/cid" xmlns:w16="http://schemas.microsoft.com/office/word/2018/wordml" xmlns:w16du="http://schemas.microsoft.com/office/word/2023/wordml/word16du" xmlns:w16sdtdh="http://schemas.microsoft.com/office/word/2020/wordml/sdtdatahash" xmlns:w16sdtfl="http://schemas.microsoft.com/office/word/2024/wordml/sdtformatlock" xmlns:w16se="http://schemas.microsoft.com/office/word/2015/wordml/symex" xmlns:wpg="http://schemas.microsoft.com/office/word/2010/wordprocessingGroup" xmlns:wpi="http://schemas.microsoft.com/office/word/2010/wordprocessingInk" xmlns:wne="http://schemas.microsoft.com/office/word/2006/wordml" xmlns:wps="http://schemas.microsoft.com/office/word/2010/wordprocessingShape" mc:Ignorable="w14 w15 w16se w16cid w16 w16cex w16sdtdh w16sdtfl w16du wp14">
+<w:endnotes xmlns:wpc="http://schemas.microsoft.com/office/word/2010/wordprocessingCanvas" xmlns:cx="http://schemas.microsoft.com/office/drawing/2014/chartex" xmlns:mc="http://schemas.openxmlformats.org/markup-compatibility/2006" xmlns:o="urn:schemas-microsoft-com:office:office" xmlns:r="http://schemas.openxmlformats.org/officeDocument/2006/relationships" xmlns:m="http://schemas.openxmlformats.org/officeDocument/2006/math" xmlns:v="urn:schemas-microsoft-com:vml" xmlns:wp14="http://schemas.microsoft.com/office/word/2010/wordprocessingDrawing" xmlns:wp="http://schemas.openxmlformats.org/drawingml/2006/wordprocessingDrawing" xmlns:w10="urn:schemas-microsoft-com:office:word" xmlns:w="http://schemas.openxmlformats.org/wordprocessingml/2006/main" xmlns:w14="http://schemas.microsoft.com/office/word/2010/wordml" xmlns:w15="http://schemas.microsoft.com/office/word/2012/wordml" xmlns:w16se="http://schemas.microsoft.com/office/word/2015/wordml/symex" xmlns:wpg="http://schemas.microsoft.com/office/word/2010/wordprocessingGroup" xmlns:wpi="http://schemas.microsoft.com/office/word/2010/wordprocessingInk" xmlns:wne="http://schemas.microsoft.com/office/word/2006/wordml" xmlns:wps="http://schemas.microsoft.com/office/word/2010/wordprocessingShape" mc:Ignorable="w14 w15 w16se wp14">
   <w:endnote w:type="separator" w:id="-1">
     <w:p>
       <w:pPr>
@@ -1718,7 +1849,7 @@
 </file>
 
 <file path=word/footer1.xml><?xml version="1.0" encoding="utf-8"?>
-<w:ftr xmlns:wpc="http://schemas.microsoft.com/office/word/2010/wordprocessingCanvas" xmlns:cx="http://schemas.microsoft.com/office/drawing/2014/chartex" xmlns:cx1="http://schemas.microsoft.com/office/drawing/2015/9/8/chartex" xmlns:cx2="http://schemas.microsoft.com/office/drawing/2015/10/21/chartex" xmlns:cx3="http://schemas.microsoft.com/office/drawing/2016/5/9/chartex" xmlns:cx4="http://schemas.microsoft.com/office/drawing/2016/5/10/chartex" xmlns:cx5="http://schemas.microsoft.com/office/drawing/2016/5/11/chartex" xmlns:cx6="http://schemas.microsoft.com/office/drawing/2016/5/12/chartex" xmlns:cx7="http://schemas.microsoft.com/office/drawing/2016/5/13/chartex" xmlns:cx8="http://schemas.microsoft.com/office/drawing/2016/5/14/chartex" xmlns:mc="http://schemas.openxmlformats.org/markup-compatibility/2006" xmlns:aink="http://schemas.microsoft.com/office/drawing/2016/ink" xmlns:am3d="http://schemas.microsoft.com/office/drawing/2017/model3d" xmlns:o="urn:schemas-microsoft-com:office:office" xmlns:oel="http://schemas.microsoft.com/office/2019/extlst" xmlns:r="http://schemas.openxmlformats.org/officeDocument/2006/relationships" xmlns:m="http://schemas.openxmlformats.org/officeDocument/2006/math" xmlns:v="urn:schemas-microsoft-com:vml" xmlns:wp14="http://schemas.microsoft.com/office/word/2010/wordprocessingDrawing" xmlns:wp="http://schemas.openxmlformats.org/drawingml/2006/wordprocessingDrawing" xmlns:w10="urn:schemas-microsoft-com:office:word" xmlns:w="http://schemas.openxmlformats.org/wordprocessingml/2006/main" xmlns:w14="http://schemas.microsoft.com/office/word/2010/wordml" xmlns:w15="http://schemas.microsoft.com/office/word/2012/wordml" xmlns:w16cex="http://schemas.microsoft.com/office/word/2018/wordml/cex" xmlns:w16cid="http://schemas.microsoft.com/office/word/2016/wordml/cid" xmlns:w16="http://schemas.microsoft.com/office/word/2018/wordml" xmlns:w16du="http://schemas.microsoft.com/office/word/2023/wordml/word16du" xmlns:w16sdtdh="http://schemas.microsoft.com/office/word/2020/wordml/sdtdatahash" xmlns:w16sdtfl="http://schemas.microsoft.com/office/word/2024/wordml/sdtformatlock" xmlns:w16se="http://schemas.microsoft.com/office/word/2015/wordml/symex" xmlns:wpg="http://schemas.microsoft.com/office/word/2010/wordprocessingGroup" xmlns:wpi="http://schemas.microsoft.com/office/word/2010/wordprocessingInk" xmlns:wne="http://schemas.microsoft.com/office/word/2006/wordml" xmlns:wps="http://schemas.microsoft.com/office/word/2010/wordprocessingShape" mc:Ignorable="w14 w15 w16se w16cid w16 w16cex w16sdtdh w16sdtfl w16du wp14">
+<w:ftr xmlns:wpc="http://schemas.microsoft.com/office/word/2010/wordprocessingCanvas" xmlns:cx="http://schemas.microsoft.com/office/drawing/2014/chartex" xmlns:mc="http://schemas.openxmlformats.org/markup-compatibility/2006" xmlns:o="urn:schemas-microsoft-com:office:office" xmlns:r="http://schemas.openxmlformats.org/officeDocument/2006/relationships" xmlns:m="http://schemas.openxmlformats.org/officeDocument/2006/math" xmlns:v="urn:schemas-microsoft-com:vml" xmlns:wp14="http://schemas.microsoft.com/office/word/2010/wordprocessingDrawing" xmlns:wp="http://schemas.openxmlformats.org/drawingml/2006/wordprocessingDrawing" xmlns:w10="urn:schemas-microsoft-com:office:word" xmlns:w="http://schemas.openxmlformats.org/wordprocessingml/2006/main" xmlns:w14="http://schemas.microsoft.com/office/word/2010/wordml" xmlns:w15="http://schemas.microsoft.com/office/word/2012/wordml" xmlns:w16se="http://schemas.microsoft.com/office/word/2015/wordml/symex" xmlns:wpg="http://schemas.microsoft.com/office/word/2010/wordprocessingGroup" xmlns:wpi="http://schemas.microsoft.com/office/word/2010/wordprocessingInk" xmlns:wne="http://schemas.microsoft.com/office/word/2006/wordml" xmlns:wps="http://schemas.microsoft.com/office/word/2010/wordprocessingShape" mc:Ignorable="w14 w15 w16se wp14">
   <w:sdt>
     <w:sdtPr>
       <w:id w:val="1032616989"/>
@@ -1800,7 +1931,7 @@
 </file>
 
 <file path=word/footer2.xml><?xml version="1.0" encoding="utf-8"?>
-<w:ftr xmlns:wpc="http://schemas.microsoft.com/office/word/2010/wordprocessingCanvas" xmlns:cx="http://schemas.microsoft.com/office/drawing/2014/chartex" xmlns:cx1="http://schemas.microsoft.com/office/drawing/2015/9/8/chartex" xmlns:cx2="http://schemas.microsoft.com/office/drawing/2015/10/21/chartex" xmlns:cx3="http://schemas.microsoft.com/office/drawing/2016/5/9/chartex" xmlns:cx4="http://schemas.microsoft.com/office/drawing/2016/5/10/chartex" xmlns:cx5="http://schemas.microsoft.com/office/drawing/2016/5/11/chartex" xmlns:cx6="http://schemas.microsoft.com/office/drawing/2016/5/12/chartex" xmlns:cx7="http://schemas.microsoft.com/office/drawing/2016/5/13/chartex" xmlns:cx8="http://schemas.microsoft.com/office/drawing/2016/5/14/chartex" xmlns:mc="http://schemas.openxmlformats.org/markup-compatibility/2006" xmlns:aink="http://schemas.microsoft.com/office/drawing/2016/ink" xmlns:am3d="http://schemas.microsoft.com/office/drawing/2017/model3d" xmlns:o="urn:schemas-microsoft-com:office:office" xmlns:oel="http://schemas.microsoft.com/office/2019/extlst" xmlns:r="http://schemas.openxmlformats.org/officeDocument/2006/relationships" xmlns:m="http://schemas.openxmlformats.org/officeDocument/2006/math" xmlns:v="urn:schemas-microsoft-com:vml" xmlns:wp14="http://schemas.microsoft.com/office/word/2010/wordprocessingDrawing" xmlns:wp="http://schemas.openxmlformats.org/drawingml/2006/wordprocessingDrawing" xmlns:w10="urn:schemas-microsoft-com:office:word" xmlns:w="http://schemas.openxmlformats.org/wordprocessingml/2006/main" xmlns:w14="http://schemas.microsoft.com/office/word/2010/wordml" xmlns:w15="http://schemas.microsoft.com/office/word/2012/wordml" xmlns:w16cex="http://schemas.microsoft.com/office/word/2018/wordml/cex" xmlns:w16cid="http://schemas.microsoft.com/office/word/2016/wordml/cid" xmlns:w16="http://schemas.microsoft.com/office/word/2018/wordml" xmlns:w16du="http://schemas.microsoft.com/office/word/2023/wordml/word16du" xmlns:w16sdtdh="http://schemas.microsoft.com/office/word/2020/wordml/sdtdatahash" xmlns:w16sdtfl="http://schemas.microsoft.com/office/word/2024/wordml/sdtformatlock" xmlns:w16se="http://schemas.microsoft.com/office/word/2015/wordml/symex" xmlns:wpg="http://schemas.microsoft.com/office/word/2010/wordprocessingGroup" xmlns:wpi="http://schemas.microsoft.com/office/word/2010/wordprocessingInk" xmlns:wne="http://schemas.microsoft.com/office/word/2006/wordml" xmlns:wps="http://schemas.microsoft.com/office/word/2010/wordprocessingShape" mc:Ignorable="w14 w15 w16se w16cid w16 w16cex w16sdtdh w16sdtfl w16du wp14">
+<w:ftr xmlns:wpc="http://schemas.microsoft.com/office/word/2010/wordprocessingCanvas" xmlns:cx="http://schemas.microsoft.com/office/drawing/2014/chartex" xmlns:mc="http://schemas.openxmlformats.org/markup-compatibility/2006" xmlns:o="urn:schemas-microsoft-com:office:office" xmlns:r="http://schemas.openxmlformats.org/officeDocument/2006/relationships" xmlns:m="http://schemas.openxmlformats.org/officeDocument/2006/math" xmlns:v="urn:schemas-microsoft-com:vml" xmlns:wp14="http://schemas.microsoft.com/office/word/2010/wordprocessingDrawing" xmlns:wp="http://schemas.openxmlformats.org/drawingml/2006/wordprocessingDrawing" xmlns:w10="urn:schemas-microsoft-com:office:word" xmlns:w="http://schemas.openxmlformats.org/wordprocessingml/2006/main" xmlns:w14="http://schemas.microsoft.com/office/word/2010/wordml" xmlns:w15="http://schemas.microsoft.com/office/word/2012/wordml" xmlns:w16se="http://schemas.microsoft.com/office/word/2015/wordml/symex" xmlns:wpg="http://schemas.microsoft.com/office/word/2010/wordprocessingGroup" xmlns:wpi="http://schemas.microsoft.com/office/word/2010/wordprocessingInk" xmlns:wne="http://schemas.microsoft.com/office/word/2006/wordml" xmlns:wps="http://schemas.microsoft.com/office/word/2010/wordprocessingShape" mc:Ignorable="w14 w15 w16se wp14">
   <w:sdt>
     <w:sdtPr>
       <w:id w:val="1200586194"/>
@@ -1882,7 +2013,7 @@
 </file>
 
 <file path=word/footnotes.xml><?xml version="1.0" encoding="utf-8"?>
-<w:footnotes xmlns:wpc="http://schemas.microsoft.com/office/word/2010/wordprocessingCanvas" xmlns:cx="http://schemas.microsoft.com/office/drawing/2014/chartex" xmlns:cx1="http://schemas.microsoft.com/office/drawing/2015/9/8/chartex" xmlns:cx2="http://schemas.microsoft.com/office/drawing/2015/10/21/chartex" xmlns:cx3="http://schemas.microsoft.com/office/drawing/2016/5/9/chartex" xmlns:cx4="http://schemas.microsoft.com/office/drawing/2016/5/10/chartex" xmlns:cx5="http://schemas.microsoft.com/office/drawing/2016/5/11/chartex" xmlns:cx6="http://schemas.microsoft.com/office/drawing/2016/5/12/chartex" xmlns:cx7="http://schemas.microsoft.com/office/drawing/2016/5/13/chartex" xmlns:cx8="http://schemas.microsoft.com/office/drawing/2016/5/14/chartex" xmlns:mc="http://schemas.openxmlformats.org/markup-compatibility/2006" xmlns:aink="http://schemas.microsoft.com/office/drawing/2016/ink" xmlns:am3d="http://schemas.microsoft.com/office/drawing/2017/model3d" xmlns:o="urn:schemas-microsoft-com:office:office" xmlns:oel="http://schemas.microsoft.com/office/2019/extlst" xmlns:r="http://schemas.openxmlformats.org/officeDocument/2006/relationships" xmlns:m="http://schemas.openxmlformats.org/officeDocument/2006/math" xmlns:v="urn:schemas-microsoft-com:vml" xmlns:wp14="http://schemas.microsoft.com/office/word/2010/wordprocessingDrawing" xmlns:wp="http://schemas.openxmlformats.org/drawingml/2006/wordprocessingDrawing" xmlns:w10="urn:schemas-microsoft-com:office:word" xmlns:w="http://schemas.openxmlformats.org/wordprocessingml/2006/main" xmlns:w14="http://schemas.microsoft.com/office/word/2010/wordml" xmlns:w15="http://schemas.microsoft.com/office/word/2012/wordml" xmlns:w16cex="http://schemas.microsoft.com/office/word/2018/wordml/cex" xmlns:w16cid="http://schemas.microsoft.com/office/word/2016/wordml/cid" xmlns:w16="http://schemas.microsoft.com/office/word/2018/wordml" xmlns:w16du="http://schemas.microsoft.com/office/word/2023/wordml/word16du" xmlns:w16sdtdh="http://schemas.microsoft.com/office/word/2020/wordml/sdtdatahash" xmlns:w16sdtfl="http://schemas.microsoft.com/office/word/2024/wordml/sdtformatlock" xmlns:w16se="http://schemas.microsoft.com/office/word/2015/wordml/symex" xmlns:wpg="http://schemas.microsoft.com/office/word/2010/wordprocessingGroup" xmlns:wpi="http://schemas.microsoft.com/office/word/2010/wordprocessingInk" xmlns:wne="http://schemas.microsoft.com/office/word/2006/wordml" xmlns:wps="http://schemas.microsoft.com/office/word/2010/wordprocessingShape" mc:Ignorable="w14 w15 w16se w16cid w16 w16cex w16sdtdh w16sdtfl w16du wp14">
+<w:footnotes xmlns:wpc="http://schemas.microsoft.com/office/word/2010/wordprocessingCanvas" xmlns:cx="http://schemas.microsoft.com/office/drawing/2014/chartex" xmlns:mc="http://schemas.openxmlformats.org/markup-compatibility/2006" xmlns:o="urn:schemas-microsoft-com:office:office" xmlns:r="http://schemas.openxmlformats.org/officeDocument/2006/relationships" xmlns:m="http://schemas.openxmlformats.org/officeDocument/2006/math" xmlns:v="urn:schemas-microsoft-com:vml" xmlns:wp14="http://schemas.microsoft.com/office/word/2010/wordprocessingDrawing" xmlns:wp="http://schemas.openxmlformats.org/drawingml/2006/wordprocessingDrawing" xmlns:w10="urn:schemas-microsoft-com:office:word" xmlns:w="http://schemas.openxmlformats.org/wordprocessingml/2006/main" xmlns:w14="http://schemas.microsoft.com/office/word/2010/wordml" xmlns:w15="http://schemas.microsoft.com/office/word/2012/wordml" xmlns:w16se="http://schemas.microsoft.com/office/word/2015/wordml/symex" xmlns:wpg="http://schemas.microsoft.com/office/word/2010/wordprocessingGroup" xmlns:wpi="http://schemas.microsoft.com/office/word/2010/wordprocessingInk" xmlns:wne="http://schemas.microsoft.com/office/word/2006/wordml" xmlns:wps="http://schemas.microsoft.com/office/word/2010/wordprocessingShape" mc:Ignorable="w14 w15 w16se wp14">
   <w:footnote w:type="separator" w:id="-1">
     <w:p>
       <w:pPr>
@@ -1907,7 +2038,7 @@
 </file>
 
 <file path=word/header1.xml><?xml version="1.0" encoding="utf-8"?>
-<w:hdr xmlns:wpc="http://schemas.microsoft.com/office/word/2010/wordprocessingCanvas" xmlns:cx="http://schemas.microsoft.com/office/drawing/2014/chartex" xmlns:cx1="http://schemas.microsoft.com/office/drawing/2015/9/8/chartex" xmlns:cx2="http://schemas.microsoft.com/office/drawing/2015/10/21/chartex" xmlns:cx3="http://schemas.microsoft.com/office/drawing/2016/5/9/chartex" xmlns:cx4="http://schemas.microsoft.com/office/drawing/2016/5/10/chartex" xmlns:cx5="http://schemas.microsoft.com/office/drawing/2016/5/11/chartex" xmlns:cx6="http://schemas.microsoft.com/office/drawing/2016/5/12/chartex" xmlns:cx7="http://schemas.microsoft.com/office/drawing/2016/5/13/chartex" xmlns:cx8="http://schemas.microsoft.com/office/drawing/2016/5/14/chartex" xmlns:mc="http://schemas.openxmlformats.org/markup-compatibility/2006" xmlns:aink="http://schemas.microsoft.com/office/drawing/2016/ink" xmlns:am3d="http://schemas.microsoft.com/office/drawing/2017/model3d" xmlns:o="urn:schemas-microsoft-com:office:office" xmlns:oel="http://schemas.microsoft.com/office/2019/extlst" xmlns:r="http://schemas.openxmlformats.org/officeDocument/2006/relationships" xmlns:m="http://schemas.openxmlformats.org/officeDocument/2006/math" xmlns:v="urn:schemas-microsoft-com:vml" xmlns:wp14="http://schemas.microsoft.com/office/word/2010/wordprocessingDrawing" xmlns:wp="http://schemas.openxmlformats.org/drawingml/2006/wordprocessingDrawing" xmlns:w10="urn:schemas-microsoft-com:office:word" xmlns:w="http://schemas.openxmlformats.org/wordprocessingml/2006/main" xmlns:w14="http://schemas.microsoft.com/office/word/2010/wordml" xmlns:w15="http://schemas.microsoft.com/office/word/2012/wordml" xmlns:w16cex="http://schemas.microsoft.com/office/word/2018/wordml/cex" xmlns:w16cid="http://schemas.microsoft.com/office/word/2016/wordml/cid" xmlns:w16="http://schemas.microsoft.com/office/word/2018/wordml" xmlns:w16du="http://schemas.microsoft.com/office/word/2023/wordml/word16du" xmlns:w16sdtdh="http://schemas.microsoft.com/office/word/2020/wordml/sdtdatahash" xmlns:w16sdtfl="http://schemas.microsoft.com/office/word/2024/wordml/sdtformatlock" xmlns:w16se="http://schemas.microsoft.com/office/word/2015/wordml/symex" xmlns:wpg="http://schemas.microsoft.com/office/word/2010/wordprocessingGroup" xmlns:wpi="http://schemas.microsoft.com/office/word/2010/wordprocessingInk" xmlns:wne="http://schemas.microsoft.com/office/word/2006/wordml" xmlns:wps="http://schemas.microsoft.com/office/word/2010/wordprocessingShape" mc:Ignorable="w14 w15 w16se w16cid w16 w16cex w16sdtdh w16sdtfl w16du wp14">
+<w:hdr xmlns:wpc="http://schemas.microsoft.com/office/word/2010/wordprocessingCanvas" xmlns:cx="http://schemas.microsoft.com/office/drawing/2014/chartex" xmlns:mc="http://schemas.openxmlformats.org/markup-compatibility/2006" xmlns:o="urn:schemas-microsoft-com:office:office" xmlns:r="http://schemas.openxmlformats.org/officeDocument/2006/relationships" xmlns:m="http://schemas.openxmlformats.org/officeDocument/2006/math" xmlns:v="urn:schemas-microsoft-com:vml" xmlns:wp14="http://schemas.microsoft.com/office/word/2010/wordprocessingDrawing" xmlns:wp="http://schemas.openxmlformats.org/drawingml/2006/wordprocessingDrawing" xmlns:w10="urn:schemas-microsoft-com:office:word" xmlns:w="http://schemas.openxmlformats.org/wordprocessingml/2006/main" xmlns:w14="http://schemas.microsoft.com/office/word/2010/wordml" xmlns:w15="http://schemas.microsoft.com/office/word/2012/wordml" xmlns:w16se="http://schemas.microsoft.com/office/word/2015/wordml/symex" xmlns:wpg="http://schemas.microsoft.com/office/word/2010/wordprocessingGroup" xmlns:wpi="http://schemas.microsoft.com/office/word/2010/wordprocessingInk" xmlns:wne="http://schemas.microsoft.com/office/word/2006/wordml" xmlns:wps="http://schemas.microsoft.com/office/word/2010/wordprocessingShape" mc:Ignorable="w14 w15 w16se wp14">
   <w:p>
     <w:pPr>
       <w:spacing w:after="0" w:line="240" w:lineRule="auto"/>
@@ -2326,41 +2457,13 @@
         <w:sz w:val="18"/>
       </w:rPr>
     </w:pPr>
-    <w:proofErr w:type="gramStart"/>
     <w:r>
       <w:rPr>
         <w:rFonts w:cs="Times New Roman"/>
         <w:spacing w:val="-2"/>
         <w:sz w:val="18"/>
       </w:rPr>
-      <w:t>Telp.(</w:t>
-    </w:r>
-    <w:proofErr w:type="gramEnd"/>
-    <w:r>
-      <w:rPr>
-        <w:rFonts w:cs="Times New Roman"/>
-        <w:spacing w:val="-2"/>
-        <w:sz w:val="18"/>
-      </w:rPr>
-      <w:t xml:space="preserve">021)7412566 </w:t>
-    </w:r>
-    <w:proofErr w:type="gramStart"/>
-    <w:r>
-      <w:rPr>
-        <w:rFonts w:cs="Times New Roman"/>
-        <w:spacing w:val="-2"/>
-        <w:sz w:val="18"/>
-      </w:rPr>
-      <w:t>Fax.(</w:t>
-    </w:r>
-    <w:proofErr w:type="gramEnd"/>
-    <w:r>
-      <w:rPr>
-        <w:rFonts w:cs="Times New Roman"/>
-        <w:spacing w:val="-2"/>
-        <w:sz w:val="18"/>
-      </w:rPr>
-      <w:t>021)7412491</w:t>
+      <w:t>Telp.(021)7412566 Fax.(021)7412491</w:t>
     </w:r>
     <w:r>
       <w:rPr>
@@ -2432,7 +2535,7 @@
             </wp:anchor>
           </w:drawing>
         </mc:Choice>
-        <mc:Fallback>
+        <mc:Fallback xmlns:w16sdtfl="http://schemas.microsoft.com/office/word/2024/wordml/sdtformatlock" xmlns:w16sdtdh="http://schemas.microsoft.com/office/word/2020/wordml/sdtdatahash" xmlns:w16du="http://schemas.microsoft.com/office/word/2023/wordml/word16du" xmlns:w16="http://schemas.microsoft.com/office/word/2018/wordml" xmlns:w16cid="http://schemas.microsoft.com/office/word/2016/wordml/cid" xmlns:w16cex="http://schemas.microsoft.com/office/word/2018/wordml/cex" xmlns:oel="http://schemas.microsoft.com/office/2019/extlst" xmlns:am3d="http://schemas.microsoft.com/office/drawing/2017/model3d" xmlns:aink="http://schemas.microsoft.com/office/drawing/2016/ink" xmlns:cx8="http://schemas.microsoft.com/office/drawing/2016/5/14/chartex" xmlns:cx7="http://schemas.microsoft.com/office/drawing/2016/5/13/chartex" xmlns:cx6="http://schemas.microsoft.com/office/drawing/2016/5/12/chartex" xmlns:cx5="http://schemas.microsoft.com/office/drawing/2016/5/11/chartex" xmlns:cx4="http://schemas.microsoft.com/office/drawing/2016/5/10/chartex" xmlns:cx3="http://schemas.microsoft.com/office/drawing/2016/5/9/chartex" xmlns:cx2="http://schemas.microsoft.com/office/drawing/2015/10/21/chartex" xmlns:cx1="http://schemas.microsoft.com/office/drawing/2015/9/8/chartex">
           <w:pict>
             <v:shape w14:anchorId="45EADF8B" id="Graphic 3" o:spid="_x0000_s1026" style="position:absolute;margin-left:74.2pt;margin-top:11.25pt;width:453.55pt;height:.1pt;z-index:-251655168;visibility:visible;mso-wrap-style:square;mso-wrap-distance-left:0;mso-wrap-distance-top:0;mso-wrap-distance-right:0;mso-wrap-distance-bottom:0;mso-position-horizontal:absolute;mso-position-horizontal-relative:page;mso-position-vertical:absolute;mso-position-vertical-relative:text;v-text-anchor:top" coordsize="5760085,1270" o:gfxdata="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" path="m,l5760085,e" filled="f" strokeweight=".81136mm">
               <v:path arrowok="t"/>
@@ -2452,7 +2555,7 @@
 </file>
 
 <file path=word/numbering.xml><?xml version="1.0" encoding="utf-8"?>
-<w:numbering xmlns:wpc="http://schemas.microsoft.com/office/word/2010/wordprocessingCanvas" xmlns:cx="http://schemas.microsoft.com/office/drawing/2014/chartex" xmlns:cx1="http://schemas.microsoft.com/office/drawing/2015/9/8/chartex" xmlns:cx2="http://schemas.microsoft.com/office/drawing/2015/10/21/chartex" xmlns:cx3="http://schemas.microsoft.com/office/drawing/2016/5/9/chartex" xmlns:cx4="http://schemas.microsoft.com/office/drawing/2016/5/10/chartex" xmlns:cx5="http://schemas.microsoft.com/office/drawing/2016/5/11/chartex" xmlns:cx6="http://schemas.microsoft.com/office/drawing/2016/5/12/chartex" xmlns:cx7="http://schemas.microsoft.com/office/drawing/2016/5/13/chartex" xmlns:cx8="http://schemas.microsoft.com/office/drawing/2016/5/14/chartex" xmlns:mc="http://schemas.openxmlformats.org/markup-compatibility/2006" xmlns:aink="http://schemas.microsoft.com/office/drawing/2016/ink" xmlns:am3d="http://schemas.microsoft.com/office/drawing/2017/model3d" xmlns:o="urn:schemas-microsoft-com:office:office" xmlns:oel="http://schemas.microsoft.com/office/2019/extlst" xmlns:r="http://schemas.openxmlformats.org/officeDocument/2006/relationships" xmlns:m="http://schemas.openxmlformats.org/officeDocument/2006/math" xmlns:v="urn:schemas-microsoft-com:vml" xmlns:wp14="http://schemas.microsoft.com/office/word/2010/wordprocessingDrawing" xmlns:wp="http://schemas.openxmlformats.org/drawingml/2006/wordprocessingDrawing" xmlns:w10="urn:schemas-microsoft-com:office:word" xmlns:w="http://schemas.openxmlformats.org/wordprocessingml/2006/main" xmlns:w14="http://schemas.microsoft.com/office/word/2010/wordml" xmlns:w15="http://schemas.microsoft.com/office/word/2012/wordml" xmlns:w16cex="http://schemas.microsoft.com/office/word/2018/wordml/cex" xmlns:w16cid="http://schemas.microsoft.com/office/word/2016/wordml/cid" xmlns:w16="http://schemas.microsoft.com/office/word/2018/wordml" xmlns:w16du="http://schemas.microsoft.com/office/word/2023/wordml/word16du" xmlns:w16sdtdh="http://schemas.microsoft.com/office/word/2020/wordml/sdtdatahash" xmlns:w16sdtfl="http://schemas.microsoft.com/office/word/2024/wordml/sdtformatlock" xmlns:w16se="http://schemas.microsoft.com/office/word/2015/wordml/symex" xmlns:wpg="http://schemas.microsoft.com/office/word/2010/wordprocessingGroup" xmlns:wpi="http://schemas.microsoft.com/office/word/2010/wordprocessingInk" xmlns:wne="http://schemas.microsoft.com/office/word/2006/wordml" xmlns:wps="http://schemas.microsoft.com/office/word/2010/wordprocessingShape" mc:Ignorable="w14 w15 w16se w16cid w16 w16cex w16sdtdh w16sdtfl w16du wp14">
+<w:numbering xmlns:wpc="http://schemas.microsoft.com/office/word/2010/wordprocessingCanvas" xmlns:cx="http://schemas.microsoft.com/office/drawing/2014/chartex" xmlns:mc="http://schemas.openxmlformats.org/markup-compatibility/2006" xmlns:o="urn:schemas-microsoft-com:office:office" xmlns:r="http://schemas.openxmlformats.org/officeDocument/2006/relationships" xmlns:m="http://schemas.openxmlformats.org/officeDocument/2006/math" xmlns:v="urn:schemas-microsoft-com:vml" xmlns:wp14="http://schemas.microsoft.com/office/word/2010/wordprocessingDrawing" xmlns:wp="http://schemas.openxmlformats.org/drawingml/2006/wordprocessingDrawing" xmlns:w10="urn:schemas-microsoft-com:office:word" xmlns:w="http://schemas.openxmlformats.org/wordprocessingml/2006/main" xmlns:w14="http://schemas.microsoft.com/office/word/2010/wordml" xmlns:w15="http://schemas.microsoft.com/office/word/2012/wordml" xmlns:w16se="http://schemas.microsoft.com/office/word/2015/wordml/symex" xmlns:wpg="http://schemas.microsoft.com/office/word/2010/wordprocessingGroup" xmlns:wpi="http://schemas.microsoft.com/office/word/2010/wordprocessingInk" xmlns:wne="http://schemas.microsoft.com/office/word/2006/wordml" xmlns:wps="http://schemas.microsoft.com/office/word/2010/wordprocessingShape" mc:Ignorable="w14 w15 w16se wp14">
   <w:abstractNum w:abstractNumId="0" w15:restartNumberingAfterBreak="0">
     <w:nsid w:val="73240D1B"/>
     <w:multiLevelType w:val="hybridMultilevel"/>
@@ -2544,14 +2647,14 @@
       </w:pPr>
     </w:lvl>
   </w:abstractNum>
-  <w:num w:numId="1" w16cid:durableId="882790638">
+  <w:num w:numId="1">
     <w:abstractNumId w:val="0"/>
   </w:num>
 </w:numbering>
 </file>
 
 <file path=word/styles.xml><?xml version="1.0" encoding="utf-8"?>
-<w:styles xmlns:mc="http://schemas.openxmlformats.org/markup-compatibility/2006" xmlns:r="http://schemas.openxmlformats.org/officeDocument/2006/relationships" xmlns:w="http://schemas.openxmlformats.org/wordprocessingml/2006/main" xmlns:w14="http://schemas.microsoft.com/office/word/2010/wordml" xmlns:w15="http://schemas.microsoft.com/office/word/2012/wordml" xmlns:w16cex="http://schemas.microsoft.com/office/word/2018/wordml/cex" xmlns:w16cid="http://schemas.microsoft.com/office/word/2016/wordml/cid" xmlns:w16="http://schemas.microsoft.com/office/word/2018/wordml" xmlns:w16du="http://schemas.microsoft.com/office/word/2023/wordml/word16du" xmlns:w16sdtdh="http://schemas.microsoft.com/office/word/2020/wordml/sdtdatahash" xmlns:w16sdtfl="http://schemas.microsoft.com/office/word/2024/wordml/sdtformatlock" xmlns:w16se="http://schemas.microsoft.com/office/word/2015/wordml/symex" mc:Ignorable="w14 w15 w16se w16cid w16 w16cex w16sdtdh w16sdtfl w16du">
+<w:styles xmlns:mc="http://schemas.openxmlformats.org/markup-compatibility/2006" xmlns:r="http://schemas.openxmlformats.org/officeDocument/2006/relationships" xmlns:w="http://schemas.openxmlformats.org/wordprocessingml/2006/main" xmlns:w14="http://schemas.microsoft.com/office/word/2010/wordml" xmlns:w15="http://schemas.microsoft.com/office/word/2012/wordml" xmlns:w16se="http://schemas.microsoft.com/office/word/2015/wordml/symex" mc:Ignorable="w14 w15 w16se">
   <w:docDefaults>
     <w:rPrDefault>
       <w:rPr>
@@ -2567,7 +2670,7 @@
       </w:pPr>
     </w:pPrDefault>
   </w:docDefaults>
-  <w:latentStyles w:defLockedState="0" w:defUIPriority="99" w:defSemiHidden="0" w:defUnhideWhenUsed="0" w:defQFormat="0" w:count="376">
+  <w:latentStyles w:defLockedState="0" w:defUIPriority="99" w:defSemiHidden="0" w:defUnhideWhenUsed="0" w:defQFormat="0" w:count="371">
     <w:lsdException w:name="Normal" w:uiPriority="0" w:qFormat="1"/>
     <w:lsdException w:name="heading 1" w:uiPriority="9" w:qFormat="1"/>
     <w:lsdException w:name="heading 2" w:semiHidden="1" w:uiPriority="9" w:unhideWhenUsed="1" w:qFormat="1"/>
@@ -2939,11 +3042,6 @@
     <w:lsdException w:name="List Table 5 Dark Accent 6" w:uiPriority="50"/>
     <w:lsdException w:name="List Table 6 Colorful Accent 6" w:uiPriority="51"/>
     <w:lsdException w:name="List Table 7 Colorful Accent 6" w:uiPriority="52"/>
-    <w:lsdException w:name="Mention" w:semiHidden="1" w:unhideWhenUsed="1"/>
-    <w:lsdException w:name="Smart Hyperlink" w:semiHidden="1" w:unhideWhenUsed="1"/>
-    <w:lsdException w:name="Hashtag" w:semiHidden="1" w:unhideWhenUsed="1"/>
-    <w:lsdException w:name="Unresolved Mention" w:semiHidden="1" w:unhideWhenUsed="1"/>
-    <w:lsdException w:name="Smart Link" w:semiHidden="1" w:unhideWhenUsed="1"/>
   </w:latentStyles>
   <w:style w:type="paragraph" w:default="1" w:styleId="Normal">
     <w:name w:val="Normal"/>
@@ -3489,7 +3587,7 @@
 </file>
 
 <file path=customXml/itemProps1.xml><?xml version="1.0" encoding="utf-8"?>
-<ds:datastoreItem xmlns:ds="http://schemas.openxmlformats.org/officeDocument/2006/customXml" ds:itemID="{0906E853-5972-41AF-B9A6-7B69DAFC98AF}">
+<ds:datastoreItem xmlns:ds="http://schemas.openxmlformats.org/officeDocument/2006/customXml" ds:itemID="{959D042F-0AC3-4C2C-A89D-71142C59B2A9}">
   <ds:schemaRefs>
     <ds:schemaRef ds:uri="http://schemas.openxmlformats.org/officeDocument/2006/bibliography"/>
   </ds:schemaRefs>

--- a/SERTIFIKAT/SURAT KETERANGAN BEBAS PLAGIASI ASEP RIDWAN HIDAYAT.docx
+++ b/SERTIFIKAT/SURAT KETERANGAN BEBAS PLAGIASI ASEP RIDWAN HIDAYAT.docx
@@ -1,6 +1,6 @@
 
 <file path=word/document.xml><?xml version="1.0" encoding="utf-8"?>
-<w:document xmlns:wpc="http://schemas.microsoft.com/office/word/2010/wordprocessingCanvas" xmlns:cx="http://schemas.microsoft.com/office/drawing/2014/chartex" xmlns:mc="http://schemas.openxmlformats.org/markup-compatibility/2006" xmlns:o="urn:schemas-microsoft-com:office:office" xmlns:r="http://schemas.openxmlformats.org/officeDocument/2006/relationships" xmlns:m="http://schemas.openxmlformats.org/officeDocument/2006/math" xmlns:v="urn:schemas-microsoft-com:vml" xmlns:wp14="http://schemas.microsoft.com/office/word/2010/wordprocessingDrawing" xmlns:wp="http://schemas.openxmlformats.org/drawingml/2006/wordprocessingDrawing" xmlns:w10="urn:schemas-microsoft-com:office:word" xmlns:w="http://schemas.openxmlformats.org/wordprocessingml/2006/main" xmlns:w14="http://schemas.microsoft.com/office/word/2010/wordml" xmlns:w15="http://schemas.microsoft.com/office/word/2012/wordml" xmlns:w16se="http://schemas.microsoft.com/office/word/2015/wordml/symex" xmlns:wpg="http://schemas.microsoft.com/office/word/2010/wordprocessingGroup" xmlns:wpi="http://schemas.microsoft.com/office/word/2010/wordprocessingInk" xmlns:wne="http://schemas.microsoft.com/office/word/2006/wordml" xmlns:wps="http://schemas.microsoft.com/office/word/2010/wordprocessingShape" mc:Ignorable="w14 w15 w16se wp14">
+<w:document xmlns:wpc="http://schemas.microsoft.com/office/word/2010/wordprocessingCanvas" xmlns:cx="http://schemas.microsoft.com/office/drawing/2014/chartex" xmlns:cx1="http://schemas.microsoft.com/office/drawing/2015/9/8/chartex" xmlns:cx2="http://schemas.microsoft.com/office/drawing/2015/10/21/chartex" xmlns:cx3="http://schemas.microsoft.com/office/drawing/2016/5/9/chartex" xmlns:cx4="http://schemas.microsoft.com/office/drawing/2016/5/10/chartex" xmlns:cx5="http://schemas.microsoft.com/office/drawing/2016/5/11/chartex" xmlns:cx6="http://schemas.microsoft.com/office/drawing/2016/5/12/chartex" xmlns:cx7="http://schemas.microsoft.com/office/drawing/2016/5/13/chartex" xmlns:cx8="http://schemas.microsoft.com/office/drawing/2016/5/14/chartex" xmlns:mc="http://schemas.openxmlformats.org/markup-compatibility/2006" xmlns:aink="http://schemas.microsoft.com/office/drawing/2016/ink" xmlns:am3d="http://schemas.microsoft.com/office/drawing/2017/model3d" xmlns:o="urn:schemas-microsoft-com:office:office" xmlns:oel="http://schemas.microsoft.com/office/2019/extlst" xmlns:r="http://schemas.openxmlformats.org/officeDocument/2006/relationships" xmlns:m="http://schemas.openxmlformats.org/officeDocument/2006/math" xmlns:v="urn:schemas-microsoft-com:vml" xmlns:wp14="http://schemas.microsoft.com/office/word/2010/wordprocessingDrawing" xmlns:wp="http://schemas.openxmlformats.org/drawingml/2006/wordprocessingDrawing" xmlns:w10="urn:schemas-microsoft-com:office:word" xmlns:w="http://schemas.openxmlformats.org/wordprocessingml/2006/main" xmlns:w14="http://schemas.microsoft.com/office/word/2010/wordml" xmlns:w15="http://schemas.microsoft.com/office/word/2012/wordml" xmlns:w16cex="http://schemas.microsoft.com/office/word/2018/wordml/cex" xmlns:w16cid="http://schemas.microsoft.com/office/word/2016/wordml/cid" xmlns:w16="http://schemas.microsoft.com/office/word/2018/wordml" xmlns:w16du="http://schemas.microsoft.com/office/word/2023/wordml/word16du" xmlns:w16sdtdh="http://schemas.microsoft.com/office/word/2020/wordml/sdtdatahash" xmlns:w16sdtfl="http://schemas.microsoft.com/office/word/2024/wordml/sdtformatlock" xmlns:w16se="http://schemas.microsoft.com/office/word/2015/wordml/symex" xmlns:wpg="http://schemas.microsoft.com/office/word/2010/wordprocessingGroup" xmlns:wpi="http://schemas.microsoft.com/office/word/2010/wordprocessingInk" xmlns:wne="http://schemas.microsoft.com/office/word/2006/wordml" xmlns:wps="http://schemas.microsoft.com/office/word/2010/wordprocessingShape" mc:Ignorable="w14 w15 w16se w16cid w16 w16cex w16sdtdh w16sdtfl w16du wp14">
   <w:body>
     <w:p>
       <w:pPr>
@@ -135,21 +135,8 @@
       </w:r>
       <w:proofErr w:type="spellEnd"/>
       <w:r>
-        <w:t xml:space="preserve"> </w:t>
-      </w:r>
-      <w:proofErr w:type="spellStart"/>
-      <w:r>
-        <w:t>Ridwan</w:t>
-      </w:r>
-      <w:proofErr w:type="spellEnd"/>
-      <w:r>
-        <w:t xml:space="preserve"> </w:t>
-      </w:r>
-      <w:proofErr w:type="spellStart"/>
-      <w:r>
-        <w:t>Hidayat</w:t>
-      </w:r>
-      <w:proofErr w:type="spellEnd"/>
+        <w:t xml:space="preserve"> Ridwan Hidayat</w:t>
+      </w:r>
     </w:p>
     <w:p>
       <w:pPr>
@@ -204,12 +191,14 @@
         <w:rPr>
           <w:rFonts w:cs="Times New Roman"/>
           <w:szCs w:val="24"/>
-        </w:rPr>
-      </w:pPr>
-      <w:r>
-        <w:rPr>
-          <w:rFonts w:cs="Times New Roman"/>
-          <w:szCs w:val="24"/>
+          <w:lang w:val="sv-SE"/>
+        </w:rPr>
+      </w:pPr>
+      <w:r>
+        <w:rPr>
+          <w:rFonts w:cs="Times New Roman"/>
+          <w:szCs w:val="24"/>
+          <w:lang w:val="sv-SE"/>
         </w:rPr>
         <w:t>Program</w:t>
       </w:r>
@@ -217,6 +206,7 @@
         <w:rPr>
           <w:rFonts w:cs="Times New Roman"/>
           <w:szCs w:val="24"/>
+          <w:lang w:val="sv-SE"/>
         </w:rPr>
         <w:tab/>
         <w:t>:</w:t>
@@ -225,6 +215,7 @@
         <w:rPr>
           <w:rFonts w:cs="Times New Roman"/>
           <w:szCs w:val="24"/>
+          <w:lang w:val="sv-SE"/>
         </w:rPr>
         <w:tab/>
         <w:t>Magister (S-2)</w:t>
@@ -311,179 +302,19 @@
           <w:i/>
           <w:sz w:val="24"/>
           <w:szCs w:val="24"/>
-        </w:rPr>
-      </w:pPr>
-      <w:proofErr w:type="spellStart"/>
+          <w:lang w:val="sv-SE"/>
+        </w:rPr>
+      </w:pPr>
       <w:r>
         <w:rPr>
           <w:b w:val="0"/>
           <w:bCs/>
           <w:sz w:val="24"/>
           <w:szCs w:val="24"/>
-        </w:rPr>
-        <w:t>Analisis</w:t>
-      </w:r>
-      <w:proofErr w:type="spellEnd"/>
-      <w:r>
-        <w:rPr>
-          <w:b w:val="0"/>
-          <w:bCs/>
-          <w:sz w:val="24"/>
-          <w:szCs w:val="24"/>
-        </w:rPr>
-        <w:t xml:space="preserve"> </w:t>
-      </w:r>
-      <w:proofErr w:type="spellStart"/>
-      <w:r>
-        <w:rPr>
-          <w:b w:val="0"/>
-          <w:bCs/>
-          <w:sz w:val="24"/>
-          <w:szCs w:val="24"/>
-        </w:rPr>
-        <w:t>Pemodelan</w:t>
-      </w:r>
-      <w:proofErr w:type="spellEnd"/>
-      <w:r>
-        <w:rPr>
-          <w:b w:val="0"/>
-          <w:bCs/>
-          <w:sz w:val="24"/>
-          <w:szCs w:val="24"/>
-        </w:rPr>
-        <w:t xml:space="preserve"> </w:t>
-      </w:r>
-      <w:proofErr w:type="spellStart"/>
-      <w:r>
-        <w:rPr>
-          <w:b w:val="0"/>
-          <w:bCs/>
-          <w:sz w:val="24"/>
-          <w:szCs w:val="24"/>
-        </w:rPr>
-        <w:t>Topik</w:t>
-      </w:r>
-      <w:proofErr w:type="spellEnd"/>
-      <w:r>
-        <w:rPr>
-          <w:b w:val="0"/>
-          <w:bCs/>
-          <w:sz w:val="24"/>
-          <w:szCs w:val="24"/>
-        </w:rPr>
-        <w:t xml:space="preserve"> </w:t>
-      </w:r>
-      <w:proofErr w:type="spellStart"/>
-      <w:r>
-        <w:rPr>
-          <w:b w:val="0"/>
-          <w:bCs/>
-          <w:sz w:val="24"/>
-          <w:szCs w:val="24"/>
-        </w:rPr>
-        <w:t>Pada</w:t>
-      </w:r>
-      <w:proofErr w:type="spellEnd"/>
-      <w:r>
-        <w:rPr>
-          <w:b w:val="0"/>
-          <w:bCs/>
-          <w:sz w:val="24"/>
-          <w:szCs w:val="24"/>
-        </w:rPr>
-        <w:t xml:space="preserve"> </w:t>
-      </w:r>
-      <w:proofErr w:type="spellStart"/>
-      <w:r>
-        <w:rPr>
-          <w:b w:val="0"/>
-          <w:bCs/>
-          <w:sz w:val="24"/>
-          <w:szCs w:val="24"/>
-        </w:rPr>
-        <w:t>Teks</w:t>
-      </w:r>
-      <w:proofErr w:type="spellEnd"/>
-      <w:r>
-        <w:rPr>
-          <w:b w:val="0"/>
-          <w:bCs/>
-          <w:sz w:val="24"/>
-          <w:szCs w:val="24"/>
-        </w:rPr>
-        <w:t xml:space="preserve"> </w:t>
-      </w:r>
-      <w:proofErr w:type="spellStart"/>
-      <w:r>
-        <w:rPr>
-          <w:b w:val="0"/>
-          <w:bCs/>
-          <w:sz w:val="24"/>
-          <w:szCs w:val="24"/>
-        </w:rPr>
-        <w:t>Terjemahan</w:t>
-      </w:r>
-      <w:proofErr w:type="spellEnd"/>
-      <w:r>
-        <w:rPr>
-          <w:b w:val="0"/>
-          <w:bCs/>
-          <w:sz w:val="24"/>
-          <w:szCs w:val="24"/>
-        </w:rPr>
-        <w:t xml:space="preserve"> Al-Qur’an </w:t>
-      </w:r>
-      <w:proofErr w:type="spellStart"/>
-      <w:r>
-        <w:rPr>
-          <w:b w:val="0"/>
-          <w:bCs/>
-          <w:sz w:val="24"/>
-          <w:szCs w:val="24"/>
-        </w:rPr>
-        <w:t>Berbahasa</w:t>
-      </w:r>
-      <w:proofErr w:type="spellEnd"/>
-      <w:r>
-        <w:rPr>
-          <w:b w:val="0"/>
-          <w:bCs/>
-          <w:sz w:val="24"/>
-          <w:szCs w:val="24"/>
-        </w:rPr>
-        <w:t xml:space="preserve"> Indonesia </w:t>
-      </w:r>
-      <w:proofErr w:type="spellStart"/>
-      <w:r>
-        <w:rPr>
-          <w:b w:val="0"/>
-          <w:bCs/>
-          <w:sz w:val="24"/>
-          <w:szCs w:val="24"/>
-        </w:rPr>
-        <w:t>Dengan</w:t>
-      </w:r>
-      <w:proofErr w:type="spellEnd"/>
-      <w:r>
-        <w:rPr>
-          <w:b w:val="0"/>
-          <w:bCs/>
-          <w:sz w:val="24"/>
-          <w:szCs w:val="24"/>
-        </w:rPr>
-        <w:t xml:space="preserve"> </w:t>
-      </w:r>
-      <w:proofErr w:type="spellStart"/>
-      <w:r>
-        <w:rPr>
-          <w:b w:val="0"/>
-          <w:bCs/>
-          <w:sz w:val="24"/>
-          <w:szCs w:val="24"/>
-        </w:rPr>
-        <w:t>Metode</w:t>
-      </w:r>
-      <w:proofErr w:type="spellEnd"/>
+          <w:lang w:val="sv-SE"/>
+        </w:rPr>
+        <w:t>Analisis Pemodelan Topik Pada Teks Terjemahan Al-Qur’an Berbahasa Indonesia Dengan Metode</w:t>
+      </w:r>
       <w:r>
         <w:rPr>
           <w:b w:val="0"/>
@@ -492,10 +323,20 @@
           <w:iCs/>
           <w:sz w:val="24"/>
           <w:szCs w:val="24"/>
-        </w:rPr>
-        <w:t xml:space="preserve"> Correlated Topic </w:t>
-      </w:r>
-      <w:proofErr w:type="spellStart"/>
+          <w:lang w:val="sv-SE"/>
+        </w:rPr>
+        <w:t xml:space="preserve"> Correlated Topic Modeling </w:t>
+      </w:r>
+      <w:r>
+        <w:rPr>
+          <w:b w:val="0"/>
+          <w:bCs/>
+          <w:sz w:val="24"/>
+          <w:szCs w:val="24"/>
+          <w:lang w:val="sv-SE"/>
+        </w:rPr>
+        <w:t xml:space="preserve">(Ctm) Dan </w:t>
+      </w:r>
       <w:r>
         <w:rPr>
           <w:b w:val="0"/>
@@ -504,20 +345,9 @@
           <w:iCs/>
           <w:sz w:val="24"/>
           <w:szCs w:val="24"/>
-        </w:rPr>
-        <w:t>Modeling</w:t>
-      </w:r>
-      <w:proofErr w:type="spellEnd"/>
-      <w:r>
-        <w:rPr>
-          <w:b w:val="0"/>
-          <w:bCs/>
-          <w:i/>
-          <w:iCs/>
-          <w:sz w:val="24"/>
-          <w:szCs w:val="24"/>
-        </w:rPr>
-        <w:t xml:space="preserve"> </w:t>
+          <w:lang w:val="sv-SE"/>
+        </w:rPr>
+        <w:t>Bertopic</w:t>
       </w:r>
       <w:r>
         <w:rPr>
@@ -525,48 +355,7 @@
           <w:bCs/>
           <w:sz w:val="24"/>
           <w:szCs w:val="24"/>
-        </w:rPr>
-        <w:t>(</w:t>
-      </w:r>
-      <w:proofErr w:type="spellStart"/>
-      <w:r>
-        <w:rPr>
-          <w:b w:val="0"/>
-          <w:bCs/>
-          <w:sz w:val="24"/>
-          <w:szCs w:val="24"/>
-        </w:rPr>
-        <w:t>Ctm</w:t>
-      </w:r>
-      <w:proofErr w:type="spellEnd"/>
-      <w:r>
-        <w:rPr>
-          <w:b w:val="0"/>
-          <w:bCs/>
-          <w:sz w:val="24"/>
-          <w:szCs w:val="24"/>
-        </w:rPr>
-        <w:t xml:space="preserve">) Dan </w:t>
-      </w:r>
-      <w:proofErr w:type="spellStart"/>
-      <w:r>
-        <w:rPr>
-          <w:b w:val="0"/>
-          <w:bCs/>
-          <w:i/>
-          <w:iCs/>
-          <w:sz w:val="24"/>
-          <w:szCs w:val="24"/>
-        </w:rPr>
-        <w:t>Bertopic</w:t>
-      </w:r>
-      <w:proofErr w:type="spellEnd"/>
-      <w:r>
-        <w:rPr>
-          <w:b w:val="0"/>
-          <w:bCs/>
-          <w:sz w:val="24"/>
-          <w:szCs w:val="24"/>
+          <w:lang w:val="sv-SE"/>
         </w:rPr>
         <w:t xml:space="preserve"> </w:t>
       </w:r>
@@ -858,13 +647,11 @@
           <w:lang w:val="sv-SE"/>
         </w:rPr>
       </w:pPr>
-      <w:proofErr w:type="spellStart"/>
-      <w:r>
-        <w:t>Nomor</w:t>
-      </w:r>
-      <w:proofErr w:type="spellEnd"/>
-      <w:r>
-        <w:t xml:space="preserve">: </w:t>
+      <w:r>
+        <w:rPr>
+          <w:lang w:val="sv-SE"/>
+        </w:rPr>
+        <w:t xml:space="preserve">Nomor: </w:t>
       </w:r>
       <w:r>
         <w:rPr>
@@ -883,6 +670,7 @@
       <w:pPr>
         <w:rPr>
           <w:noProof/>
+          <w:lang w:val="sv-SE"/>
         </w:rPr>
       </w:pPr>
     </w:p>
@@ -1058,19 +846,7 @@
         <w:rPr>
           <w:lang w:val="sv-SE"/>
         </w:rPr>
-        <w:t>1</w:t>
-      </w:r>
-      <w:r>
-        <w:rPr>
-          <w:lang w:val="sv-SE"/>
-        </w:rPr>
-        <w:t>54</w:t>
-      </w:r>
-      <w:r>
-        <w:rPr>
-          <w:lang w:val="sv-SE"/>
-        </w:rPr>
-        <w:t>/</w:t>
+        <w:t>154/</w:t>
       </w:r>
       <w:r>
         <w:rPr>
@@ -1131,24 +907,11 @@
       </w:r>
       <w:proofErr w:type="spellEnd"/>
       <w:r>
-        <w:t xml:space="preserve"> </w:t>
-      </w:r>
-      <w:proofErr w:type="spellStart"/>
-      <w:r>
-        <w:t>Ridwan</w:t>
-      </w:r>
-      <w:proofErr w:type="spellEnd"/>
-      <w:r>
-        <w:t xml:space="preserve"> </w:t>
-      </w:r>
-      <w:proofErr w:type="spellStart"/>
-      <w:r>
-        <w:t>H</w:t>
+        <w:t xml:space="preserve"> Ridwan H</w:t>
       </w:r>
       <w:r>
         <w:t>idayat</w:t>
       </w:r>
-      <w:proofErr w:type="spellEnd"/>
     </w:p>
     <w:p>
       <w:pPr>
@@ -1284,6 +1047,7 @@
           <w:i/>
           <w:sz w:val="24"/>
           <w:szCs w:val="24"/>
+          <w:lang w:val="sv-SE"/>
         </w:rPr>
       </w:pPr>
       <w:r>
@@ -1320,6 +1084,7 @@
           <w:bCs/>
           <w:sz w:val="24"/>
           <w:szCs w:val="24"/>
+          <w:lang w:val="sv-SE"/>
         </w:rPr>
         <w:t>ANALISIS PEMODELAN TOPIK PADA TEKS TERJEMAHAN AL-QUR’AN BERBAHASA INDONESIA DENGAN METODE</w:t>
       </w:r>
@@ -1331,6 +1096,7 @@
           <w:iCs/>
           <w:sz w:val="24"/>
           <w:szCs w:val="24"/>
+          <w:lang w:val="sv-SE"/>
         </w:rPr>
         <w:t xml:space="preserve"> CORRELATED TOPIC MODELING </w:t>
       </w:r>
@@ -1340,6 +1106,7 @@
           <w:bCs/>
           <w:sz w:val="24"/>
           <w:szCs w:val="24"/>
+          <w:lang w:val="sv-SE"/>
         </w:rPr>
         <w:t xml:space="preserve">(CTM) DAN </w:t>
       </w:r>
@@ -1351,6 +1118,7 @@
           <w:iCs/>
           <w:sz w:val="24"/>
           <w:szCs w:val="24"/>
+          <w:lang w:val="sv-SE"/>
         </w:rPr>
         <w:t>BERTOPIC</w:t>
       </w:r>
@@ -1360,6 +1128,7 @@
           <w:bCs/>
           <w:sz w:val="24"/>
           <w:szCs w:val="24"/>
+          <w:lang w:val="sv-SE"/>
         </w:rPr>
         <w:t xml:space="preserve"> </w:t>
       </w:r>
@@ -1416,9 +1185,11 @@
       </w:r>
       <w:r>
         <w:rPr>
-          <w:lang w:val="sv-SE"/>
-        </w:rPr>
-        <w:t>……………………………….</w:t>
+          <w:rFonts w:cs="Times New Roman"/>
+          <w:szCs w:val="24"/>
+          <w:lang w:val="sv-SE"/>
+        </w:rPr>
+        <w:t>4, 043/JIKOM/VI/2026</w:t>
       </w:r>
     </w:p>
     <w:p>
@@ -1462,7 +1233,7 @@
         <w:rPr>
           <w:lang w:val="sv-SE"/>
         </w:rPr>
-        <w:t>……………………………….</w:t>
+        <w:t>JURNAL ILMU KOMPUTER</w:t>
       </w:r>
     </w:p>
     <w:p>
@@ -1538,7 +1309,7 @@
         <w:rPr>
           <w:lang w:val="sv-SE"/>
         </w:rPr>
-        <w:t>……………………………….</w:t>
+        <w:t>4 Juli 2026</w:t>
       </w:r>
     </w:p>
     <w:p>
@@ -1763,21 +1534,7 @@
         <w:rPr>
           <w:lang w:val="sv-SE"/>
         </w:rPr>
-        <w:t>1</w:t>
-      </w:r>
-      <w:r>
-        <w:rPr>
-          <w:lang w:val="sv-SE"/>
-        </w:rPr>
-        <w:t>54</w:t>
-      </w:r>
-      <w:bookmarkStart w:id="0" w:name="_GoBack"/>
-      <w:bookmarkEnd w:id="0"/>
-      <w:r>
-        <w:rPr>
-          <w:lang w:val="sv-SE"/>
-        </w:rPr>
-        <w:t>/</w:t>
+        <w:t>154/</w:t>
       </w:r>
       <w:r>
         <w:rPr>
@@ -1798,6 +1555,50 @@
           <w:lang w:val="sv-SE"/>
         </w:rPr>
       </w:pPr>
+      <w:r>
+        <w:rPr>
+          <w:b/>
+          <w:noProof/>
+          <w:sz w:val="28"/>
+          <w:szCs w:val="28"/>
+          <w:lang w:val="sv-SE"/>
+        </w:rPr>
+        <w:drawing>
+          <wp:inline distT="0" distB="0" distL="0" distR="0" wp14:anchorId="08ED9773" wp14:editId="0B4C5007">
+            <wp:extent cx="5039995" cy="3403600"/>
+            <wp:effectExtent l="0" t="0" r="8255" b="6350"/>
+            <wp:docPr id="888271077" name="Picture 1"/>
+            <wp:cNvGraphicFramePr>
+              <a:graphicFrameLocks xmlns:a="http://schemas.openxmlformats.org/drawingml/2006/main" noChangeAspect="1"/>
+            </wp:cNvGraphicFramePr>
+            <a:graphic xmlns:a="http://schemas.openxmlformats.org/drawingml/2006/main">
+              <a:graphicData uri="http://schemas.openxmlformats.org/drawingml/2006/picture">
+                <pic:pic xmlns:pic="http://schemas.openxmlformats.org/drawingml/2006/picture">
+                  <pic:nvPicPr>
+                    <pic:cNvPr id="888271077" name=""/>
+                    <pic:cNvPicPr/>
+                  </pic:nvPicPr>
+                  <pic:blipFill>
+                    <a:blip r:embed="rId12"/>
+                    <a:stretch>
+                      <a:fillRect/>
+                    </a:stretch>
+                  </pic:blipFill>
+                  <pic:spPr>
+                    <a:xfrm>
+                      <a:off x="0" y="0"/>
+                      <a:ext cx="5039995" cy="3403600"/>
+                    </a:xfrm>
+                    <a:prstGeom prst="rect">
+                      <a:avLst/>
+                    </a:prstGeom>
+                  </pic:spPr>
+                </pic:pic>
+              </a:graphicData>
+            </a:graphic>
+          </wp:inline>
+        </w:drawing>
+      </w:r>
     </w:p>
     <w:p>
       <w:pPr>
@@ -1812,7 +1613,7 @@
       </w:r>
     </w:p>
     <w:sectPr>
-      <w:footerReference w:type="default" r:id="rId12"/>
+      <w:footerReference w:type="default" r:id="rId13"/>
       <w:pgSz w:w="11906" w:h="16838"/>
       <w:pgMar w:top="1701" w:right="1701" w:bottom="1701" w:left="2268" w:header="709" w:footer="709" w:gutter="0"/>
       <w:pgNumType w:start="1"/>
@@ -1824,7 +1625,7 @@
 </file>
 
 <file path=word/endnotes.xml><?xml version="1.0" encoding="utf-8"?>
-<w:endnotes xmlns:wpc="http://schemas.microsoft.com/office/word/2010/wordprocessingCanvas" xmlns:cx="http://schemas.microsoft.com/office/drawing/2014/chartex" xmlns:mc="http://schemas.openxmlformats.org/markup-compatibility/2006" xmlns:o="urn:schemas-microsoft-com:office:office" xmlns:r="http://schemas.openxmlformats.org/officeDocument/2006/relationships" xmlns:m="http://schemas.openxmlformats.org/officeDocument/2006/math" xmlns:v="urn:schemas-microsoft-com:vml" xmlns:wp14="http://schemas.microsoft.com/office/word/2010/wordprocessingDrawing" xmlns:wp="http://schemas.openxmlformats.org/drawingml/2006/wordprocessingDrawing" xmlns:w10="urn:schemas-microsoft-com:office:word" xmlns:w="http://schemas.openxmlformats.org/wordprocessingml/2006/main" xmlns:w14="http://schemas.microsoft.com/office/word/2010/wordml" xmlns:w15="http://schemas.microsoft.com/office/word/2012/wordml" xmlns:w16se="http://schemas.microsoft.com/office/word/2015/wordml/symex" xmlns:wpg="http://schemas.microsoft.com/office/word/2010/wordprocessingGroup" xmlns:wpi="http://schemas.microsoft.com/office/word/2010/wordprocessingInk" xmlns:wne="http://schemas.microsoft.com/office/word/2006/wordml" xmlns:wps="http://schemas.microsoft.com/office/word/2010/wordprocessingShape" mc:Ignorable="w14 w15 w16se wp14">
+<w:endnotes xmlns:wpc="http://schemas.microsoft.com/office/word/2010/wordprocessingCanvas" xmlns:cx="http://schemas.microsoft.com/office/drawing/2014/chartex" xmlns:cx1="http://schemas.microsoft.com/office/drawing/2015/9/8/chartex" xmlns:cx2="http://schemas.microsoft.com/office/drawing/2015/10/21/chartex" xmlns:cx3="http://schemas.microsoft.com/office/drawing/2016/5/9/chartex" xmlns:cx4="http://schemas.microsoft.com/office/drawing/2016/5/10/chartex" xmlns:cx5="http://schemas.microsoft.com/office/drawing/2016/5/11/chartex" xmlns:cx6="http://schemas.microsoft.com/office/drawing/2016/5/12/chartex" xmlns:cx7="http://schemas.microsoft.com/office/drawing/2016/5/13/chartex" xmlns:cx8="http://schemas.microsoft.com/office/drawing/2016/5/14/chartex" xmlns:mc="http://schemas.openxmlformats.org/markup-compatibility/2006" xmlns:aink="http://schemas.microsoft.com/office/drawing/2016/ink" xmlns:am3d="http://schemas.microsoft.com/office/drawing/2017/model3d" xmlns:o="urn:schemas-microsoft-com:office:office" xmlns:oel="http://schemas.microsoft.com/office/2019/extlst" xmlns:r="http://schemas.openxmlformats.org/officeDocument/2006/relationships" xmlns:m="http://schemas.openxmlformats.org/officeDocument/2006/math" xmlns:v="urn:schemas-microsoft-com:vml" xmlns:wp14="http://schemas.microsoft.com/office/word/2010/wordprocessingDrawing" xmlns:wp="http://schemas.openxmlformats.org/drawingml/2006/wordprocessingDrawing" xmlns:w10="urn:schemas-microsoft-com:office:word" xmlns:w="http://schemas.openxmlformats.org/wordprocessingml/2006/main" xmlns:w14="http://schemas.microsoft.com/office/word/2010/wordml" xmlns:w15="http://schemas.microsoft.com/office/word/2012/wordml" xmlns:w16cex="http://schemas.microsoft.com/office/word/2018/wordml/cex" xmlns:w16cid="http://schemas.microsoft.com/office/word/2016/wordml/cid" xmlns:w16="http://schemas.microsoft.com/office/word/2018/wordml" xmlns:w16du="http://schemas.microsoft.com/office/word/2023/wordml/word16du" xmlns:w16sdtdh="http://schemas.microsoft.com/office/word/2020/wordml/sdtdatahash" xmlns:w16sdtfl="http://schemas.microsoft.com/office/word/2024/wordml/sdtformatlock" xmlns:w16se="http://schemas.microsoft.com/office/word/2015/wordml/symex" xmlns:wpg="http://schemas.microsoft.com/office/word/2010/wordprocessingGroup" xmlns:wpi="http://schemas.microsoft.com/office/word/2010/wordprocessingInk" xmlns:wne="http://schemas.microsoft.com/office/word/2006/wordml" xmlns:wps="http://schemas.microsoft.com/office/word/2010/wordprocessingShape" mc:Ignorable="w14 w15 w16se w16cid w16 w16cex w16sdtdh w16sdtfl w16du wp14">
   <w:endnote w:type="separator" w:id="-1">
     <w:p>
       <w:pPr>
@@ -1849,7 +1650,7 @@
 </file>
 
 <file path=word/footer1.xml><?xml version="1.0" encoding="utf-8"?>
-<w:ftr xmlns:wpc="http://schemas.microsoft.com/office/word/2010/wordprocessingCanvas" xmlns:cx="http://schemas.microsoft.com/office/drawing/2014/chartex" xmlns:mc="http://schemas.openxmlformats.org/markup-compatibility/2006" xmlns:o="urn:schemas-microsoft-com:office:office" xmlns:r="http://schemas.openxmlformats.org/officeDocument/2006/relationships" xmlns:m="http://schemas.openxmlformats.org/officeDocument/2006/math" xmlns:v="urn:schemas-microsoft-com:vml" xmlns:wp14="http://schemas.microsoft.com/office/word/2010/wordprocessingDrawing" xmlns:wp="http://schemas.openxmlformats.org/drawingml/2006/wordprocessingDrawing" xmlns:w10="urn:schemas-microsoft-com:office:word" xmlns:w="http://schemas.openxmlformats.org/wordprocessingml/2006/main" xmlns:w14="http://schemas.microsoft.com/office/word/2010/wordml" xmlns:w15="http://schemas.microsoft.com/office/word/2012/wordml" xmlns:w16se="http://schemas.microsoft.com/office/word/2015/wordml/symex" xmlns:wpg="http://schemas.microsoft.com/office/word/2010/wordprocessingGroup" xmlns:wpi="http://schemas.microsoft.com/office/word/2010/wordprocessingInk" xmlns:wne="http://schemas.microsoft.com/office/word/2006/wordml" xmlns:wps="http://schemas.microsoft.com/office/word/2010/wordprocessingShape" mc:Ignorable="w14 w15 w16se wp14">
+<w:ftr xmlns:wpc="http://schemas.microsoft.com/office/word/2010/wordprocessingCanvas" xmlns:cx="http://schemas.microsoft.com/office/drawing/2014/chartex" xmlns:cx1="http://schemas.microsoft.com/office/drawing/2015/9/8/chartex" xmlns:cx2="http://schemas.microsoft.com/office/drawing/2015/10/21/chartex" xmlns:cx3="http://schemas.microsoft.com/office/drawing/2016/5/9/chartex" xmlns:cx4="http://schemas.microsoft.com/office/drawing/2016/5/10/chartex" xmlns:cx5="http://schemas.microsoft.com/office/drawing/2016/5/11/chartex" xmlns:cx6="http://schemas.microsoft.com/office/drawing/2016/5/12/chartex" xmlns:cx7="http://schemas.microsoft.com/office/drawing/2016/5/13/chartex" xmlns:cx8="http://schemas.microsoft.com/office/drawing/2016/5/14/chartex" xmlns:mc="http://schemas.openxmlformats.org/markup-compatibility/2006" xmlns:aink="http://schemas.microsoft.com/office/drawing/2016/ink" xmlns:am3d="http://schemas.microsoft.com/office/drawing/2017/model3d" xmlns:o="urn:schemas-microsoft-com:office:office" xmlns:oel="http://schemas.microsoft.com/office/2019/extlst" xmlns:r="http://schemas.openxmlformats.org/officeDocument/2006/relationships" xmlns:m="http://schemas.openxmlformats.org/officeDocument/2006/math" xmlns:v="urn:schemas-microsoft-com:vml" xmlns:wp14="http://schemas.microsoft.com/office/word/2010/wordprocessingDrawing" xmlns:wp="http://schemas.openxmlformats.org/drawingml/2006/wordprocessingDrawing" xmlns:w10="urn:schemas-microsoft-com:office:word" xmlns:w="http://schemas.openxmlformats.org/wordprocessingml/2006/main" xmlns:w14="http://schemas.microsoft.com/office/word/2010/wordml" xmlns:w15="http://schemas.microsoft.com/office/word/2012/wordml" xmlns:w16cex="http://schemas.microsoft.com/office/word/2018/wordml/cex" xmlns:w16cid="http://schemas.microsoft.com/office/word/2016/wordml/cid" xmlns:w16="http://schemas.microsoft.com/office/word/2018/wordml" xmlns:w16du="http://schemas.microsoft.com/office/word/2023/wordml/word16du" xmlns:w16sdtdh="http://schemas.microsoft.com/office/word/2020/wordml/sdtdatahash" xmlns:w16sdtfl="http://schemas.microsoft.com/office/word/2024/wordml/sdtformatlock" xmlns:w16se="http://schemas.microsoft.com/office/word/2015/wordml/symex" xmlns:wpg="http://schemas.microsoft.com/office/word/2010/wordprocessingGroup" xmlns:wpi="http://schemas.microsoft.com/office/word/2010/wordprocessingInk" xmlns:wne="http://schemas.microsoft.com/office/word/2006/wordml" xmlns:wps="http://schemas.microsoft.com/office/word/2010/wordprocessingShape" mc:Ignorable="w14 w15 w16se w16cid w16 w16cex w16sdtdh w16sdtfl w16du wp14">
   <w:sdt>
     <w:sdtPr>
       <w:id w:val="1032616989"/>
@@ -1931,7 +1732,7 @@
 </file>
 
 <file path=word/footer2.xml><?xml version="1.0" encoding="utf-8"?>
-<w:ftr xmlns:wpc="http://schemas.microsoft.com/office/word/2010/wordprocessingCanvas" xmlns:cx="http://schemas.microsoft.com/office/drawing/2014/chartex" xmlns:mc="http://schemas.openxmlformats.org/markup-compatibility/2006" xmlns:o="urn:schemas-microsoft-com:office:office" xmlns:r="http://schemas.openxmlformats.org/officeDocument/2006/relationships" xmlns:m="http://schemas.openxmlformats.org/officeDocument/2006/math" xmlns:v="urn:schemas-microsoft-com:vml" xmlns:wp14="http://schemas.microsoft.com/office/word/2010/wordprocessingDrawing" xmlns:wp="http://schemas.openxmlformats.org/drawingml/2006/wordprocessingDrawing" xmlns:w10="urn:schemas-microsoft-com:office:word" xmlns:w="http://schemas.openxmlformats.org/wordprocessingml/2006/main" xmlns:w14="http://schemas.microsoft.com/office/word/2010/wordml" xmlns:w15="http://schemas.microsoft.com/office/word/2012/wordml" xmlns:w16se="http://schemas.microsoft.com/office/word/2015/wordml/symex" xmlns:wpg="http://schemas.microsoft.com/office/word/2010/wordprocessingGroup" xmlns:wpi="http://schemas.microsoft.com/office/word/2010/wordprocessingInk" xmlns:wne="http://schemas.microsoft.com/office/word/2006/wordml" xmlns:wps="http://schemas.microsoft.com/office/word/2010/wordprocessingShape" mc:Ignorable="w14 w15 w16se wp14">
+<w:ftr xmlns:wpc="http://schemas.microsoft.com/office/word/2010/wordprocessingCanvas" xmlns:cx="http://schemas.microsoft.com/office/drawing/2014/chartex" xmlns:cx1="http://schemas.microsoft.com/office/drawing/2015/9/8/chartex" xmlns:cx2="http://schemas.microsoft.com/office/drawing/2015/10/21/chartex" xmlns:cx3="http://schemas.microsoft.com/office/drawing/2016/5/9/chartex" xmlns:cx4="http://schemas.microsoft.com/office/drawing/2016/5/10/chartex" xmlns:cx5="http://schemas.microsoft.com/office/drawing/2016/5/11/chartex" xmlns:cx6="http://schemas.microsoft.com/office/drawing/2016/5/12/chartex" xmlns:cx7="http://schemas.microsoft.com/office/drawing/2016/5/13/chartex" xmlns:cx8="http://schemas.microsoft.com/office/drawing/2016/5/14/chartex" xmlns:mc="http://schemas.openxmlformats.org/markup-compatibility/2006" xmlns:aink="http://schemas.microsoft.com/office/drawing/2016/ink" xmlns:am3d="http://schemas.microsoft.com/office/drawing/2017/model3d" xmlns:o="urn:schemas-microsoft-com:office:office" xmlns:oel="http://schemas.microsoft.com/office/2019/extlst" xmlns:r="http://schemas.openxmlformats.org/officeDocument/2006/relationships" xmlns:m="http://schemas.openxmlformats.org/officeDocument/2006/math" xmlns:v="urn:schemas-microsoft-com:vml" xmlns:wp14="http://schemas.microsoft.com/office/word/2010/wordprocessingDrawing" xmlns:wp="http://schemas.openxmlformats.org/drawingml/2006/wordprocessingDrawing" xmlns:w10="urn:schemas-microsoft-com:office:word" xmlns:w="http://schemas.openxmlformats.org/wordprocessingml/2006/main" xmlns:w14="http://schemas.microsoft.com/office/word/2010/wordml" xmlns:w15="http://schemas.microsoft.com/office/word/2012/wordml" xmlns:w16cex="http://schemas.microsoft.com/office/word/2018/wordml/cex" xmlns:w16cid="http://schemas.microsoft.com/office/word/2016/wordml/cid" xmlns:w16="http://schemas.microsoft.com/office/word/2018/wordml" xmlns:w16du="http://schemas.microsoft.com/office/word/2023/wordml/word16du" xmlns:w16sdtdh="http://schemas.microsoft.com/office/word/2020/wordml/sdtdatahash" xmlns:w16sdtfl="http://schemas.microsoft.com/office/word/2024/wordml/sdtformatlock" xmlns:w16se="http://schemas.microsoft.com/office/word/2015/wordml/symex" xmlns:wpg="http://schemas.microsoft.com/office/word/2010/wordprocessingGroup" xmlns:wpi="http://schemas.microsoft.com/office/word/2010/wordprocessingInk" xmlns:wne="http://schemas.microsoft.com/office/word/2006/wordml" xmlns:wps="http://schemas.microsoft.com/office/word/2010/wordprocessingShape" mc:Ignorable="w14 w15 w16se w16cid w16 w16cex w16sdtdh w16sdtfl w16du wp14">
   <w:sdt>
     <w:sdtPr>
       <w:id w:val="1200586194"/>
@@ -2013,7 +1814,7 @@
 </file>
 
 <file path=word/footnotes.xml><?xml version="1.0" encoding="utf-8"?>
-<w:footnotes xmlns:wpc="http://schemas.microsoft.com/office/word/2010/wordprocessingCanvas" xmlns:cx="http://schemas.microsoft.com/office/drawing/2014/chartex" xmlns:mc="http://schemas.openxmlformats.org/markup-compatibility/2006" xmlns:o="urn:schemas-microsoft-com:office:office" xmlns:r="http://schemas.openxmlformats.org/officeDocument/2006/relationships" xmlns:m="http://schemas.openxmlformats.org/officeDocument/2006/math" xmlns:v="urn:schemas-microsoft-com:vml" xmlns:wp14="http://schemas.microsoft.com/office/word/2010/wordprocessingDrawing" xmlns:wp="http://schemas.openxmlformats.org/drawingml/2006/wordprocessingDrawing" xmlns:w10="urn:schemas-microsoft-com:office:word" xmlns:w="http://schemas.openxmlformats.org/wordprocessingml/2006/main" xmlns:w14="http://schemas.microsoft.com/office/word/2010/wordml" xmlns:w15="http://schemas.microsoft.com/office/word/2012/wordml" xmlns:w16se="http://schemas.microsoft.com/office/word/2015/wordml/symex" xmlns:wpg="http://schemas.microsoft.com/office/word/2010/wordprocessingGroup" xmlns:wpi="http://schemas.microsoft.com/office/word/2010/wordprocessingInk" xmlns:wne="http://schemas.microsoft.com/office/word/2006/wordml" xmlns:wps="http://schemas.microsoft.com/office/word/2010/wordprocessingShape" mc:Ignorable="w14 w15 w16se wp14">
+<w:footnotes xmlns:wpc="http://schemas.microsoft.com/office/word/2010/wordprocessingCanvas" xmlns:cx="http://schemas.microsoft.com/office/drawing/2014/chartex" xmlns:cx1="http://schemas.microsoft.com/office/drawing/2015/9/8/chartex" xmlns:cx2="http://schemas.microsoft.com/office/drawing/2015/10/21/chartex" xmlns:cx3="http://schemas.microsoft.com/office/drawing/2016/5/9/chartex" xmlns:cx4="http://schemas.microsoft.com/office/drawing/2016/5/10/chartex" xmlns:cx5="http://schemas.microsoft.com/office/drawing/2016/5/11/chartex" xmlns:cx6="http://schemas.microsoft.com/office/drawing/2016/5/12/chartex" xmlns:cx7="http://schemas.microsoft.com/office/drawing/2016/5/13/chartex" xmlns:cx8="http://schemas.microsoft.com/office/drawing/2016/5/14/chartex" xmlns:mc="http://schemas.openxmlformats.org/markup-compatibility/2006" xmlns:aink="http://schemas.microsoft.com/office/drawing/2016/ink" xmlns:am3d="http://schemas.microsoft.com/office/drawing/2017/model3d" xmlns:o="urn:schemas-microsoft-com:office:office" xmlns:oel="http://schemas.microsoft.com/office/2019/extlst" xmlns:r="http://schemas.openxmlformats.org/officeDocument/2006/relationships" xmlns:m="http://schemas.openxmlformats.org/officeDocument/2006/math" xmlns:v="urn:schemas-microsoft-com:vml" xmlns:wp14="http://schemas.microsoft.com/office/word/2010/wordprocessingDrawing" xmlns:wp="http://schemas.openxmlformats.org/drawingml/2006/wordprocessingDrawing" xmlns:w10="urn:schemas-microsoft-com:office:word" xmlns:w="http://schemas.openxmlformats.org/wordprocessingml/2006/main" xmlns:w14="http://schemas.microsoft.com/office/word/2010/wordml" xmlns:w15="http://schemas.microsoft.com/office/word/2012/wordml" xmlns:w16cex="http://schemas.microsoft.com/office/word/2018/wordml/cex" xmlns:w16cid="http://schemas.microsoft.com/office/word/2016/wordml/cid" xmlns:w16="http://schemas.microsoft.com/office/word/2018/wordml" xmlns:w16du="http://schemas.microsoft.com/office/word/2023/wordml/word16du" xmlns:w16sdtdh="http://schemas.microsoft.com/office/word/2020/wordml/sdtdatahash" xmlns:w16sdtfl="http://schemas.microsoft.com/office/word/2024/wordml/sdtformatlock" xmlns:w16se="http://schemas.microsoft.com/office/word/2015/wordml/symex" xmlns:wpg="http://schemas.microsoft.com/office/word/2010/wordprocessingGroup" xmlns:wpi="http://schemas.microsoft.com/office/word/2010/wordprocessingInk" xmlns:wne="http://schemas.microsoft.com/office/word/2006/wordml" xmlns:wps="http://schemas.microsoft.com/office/word/2010/wordprocessingShape" mc:Ignorable="w14 w15 w16se w16cid w16 w16cex w16sdtdh w16sdtfl w16du wp14">
   <w:footnote w:type="separator" w:id="-1">
     <w:p>
       <w:pPr>
@@ -2038,7 +1839,7 @@
 </file>
 
 <file path=word/header1.xml><?xml version="1.0" encoding="utf-8"?>
-<w:hdr xmlns:wpc="http://schemas.microsoft.com/office/word/2010/wordprocessingCanvas" xmlns:cx="http://schemas.microsoft.com/office/drawing/2014/chartex" xmlns:mc="http://schemas.openxmlformats.org/markup-compatibility/2006" xmlns:o="urn:schemas-microsoft-com:office:office" xmlns:r="http://schemas.openxmlformats.org/officeDocument/2006/relationships" xmlns:m="http://schemas.openxmlformats.org/officeDocument/2006/math" xmlns:v="urn:schemas-microsoft-com:vml" xmlns:wp14="http://schemas.microsoft.com/office/word/2010/wordprocessingDrawing" xmlns:wp="http://schemas.openxmlformats.org/drawingml/2006/wordprocessingDrawing" xmlns:w10="urn:schemas-microsoft-com:office:word" xmlns:w="http://schemas.openxmlformats.org/wordprocessingml/2006/main" xmlns:w14="http://schemas.microsoft.com/office/word/2010/wordml" xmlns:w15="http://schemas.microsoft.com/office/word/2012/wordml" xmlns:w16se="http://schemas.microsoft.com/office/word/2015/wordml/symex" xmlns:wpg="http://schemas.microsoft.com/office/word/2010/wordprocessingGroup" xmlns:wpi="http://schemas.microsoft.com/office/word/2010/wordprocessingInk" xmlns:wne="http://schemas.microsoft.com/office/word/2006/wordml" xmlns:wps="http://schemas.microsoft.com/office/word/2010/wordprocessingShape" mc:Ignorable="w14 w15 w16se wp14">
+<w:hdr xmlns:wpc="http://schemas.microsoft.com/office/word/2010/wordprocessingCanvas" xmlns:cx="http://schemas.microsoft.com/office/drawing/2014/chartex" xmlns:cx1="http://schemas.microsoft.com/office/drawing/2015/9/8/chartex" xmlns:cx2="http://schemas.microsoft.com/office/drawing/2015/10/21/chartex" xmlns:cx3="http://schemas.microsoft.com/office/drawing/2016/5/9/chartex" xmlns:cx4="http://schemas.microsoft.com/office/drawing/2016/5/10/chartex" xmlns:cx5="http://schemas.microsoft.com/office/drawing/2016/5/11/chartex" xmlns:cx6="http://schemas.microsoft.com/office/drawing/2016/5/12/chartex" xmlns:cx7="http://schemas.microsoft.com/office/drawing/2016/5/13/chartex" xmlns:cx8="http://schemas.microsoft.com/office/drawing/2016/5/14/chartex" xmlns:mc="http://schemas.openxmlformats.org/markup-compatibility/2006" xmlns:aink="http://schemas.microsoft.com/office/drawing/2016/ink" xmlns:am3d="http://schemas.microsoft.com/office/drawing/2017/model3d" xmlns:o="urn:schemas-microsoft-com:office:office" xmlns:oel="http://schemas.microsoft.com/office/2019/extlst" xmlns:r="http://schemas.openxmlformats.org/officeDocument/2006/relationships" xmlns:m="http://schemas.openxmlformats.org/officeDocument/2006/math" xmlns:v="urn:schemas-microsoft-com:vml" xmlns:wp14="http://schemas.microsoft.com/office/word/2010/wordprocessingDrawing" xmlns:wp="http://schemas.openxmlformats.org/drawingml/2006/wordprocessingDrawing" xmlns:w10="urn:schemas-microsoft-com:office:word" xmlns:w="http://schemas.openxmlformats.org/wordprocessingml/2006/main" xmlns:w14="http://schemas.microsoft.com/office/word/2010/wordml" xmlns:w15="http://schemas.microsoft.com/office/word/2012/wordml" xmlns:w16cex="http://schemas.microsoft.com/office/word/2018/wordml/cex" xmlns:w16cid="http://schemas.microsoft.com/office/word/2016/wordml/cid" xmlns:w16="http://schemas.microsoft.com/office/word/2018/wordml" xmlns:w16du="http://schemas.microsoft.com/office/word/2023/wordml/word16du" xmlns:w16sdtdh="http://schemas.microsoft.com/office/word/2020/wordml/sdtdatahash" xmlns:w16sdtfl="http://schemas.microsoft.com/office/word/2024/wordml/sdtformatlock" xmlns:w16se="http://schemas.microsoft.com/office/word/2015/wordml/symex" xmlns:wpg="http://schemas.microsoft.com/office/word/2010/wordprocessingGroup" xmlns:wpi="http://schemas.microsoft.com/office/word/2010/wordprocessingInk" xmlns:wne="http://schemas.microsoft.com/office/word/2006/wordml" xmlns:wps="http://schemas.microsoft.com/office/word/2010/wordprocessingShape" mc:Ignorable="w14 w15 w16se w16cid w16 w16cex w16sdtdh w16sdtfl w16du wp14">
   <w:p>
     <w:pPr>
       <w:spacing w:after="0" w:line="240" w:lineRule="auto"/>
@@ -2535,7 +2336,7 @@
             </wp:anchor>
           </w:drawing>
         </mc:Choice>
-        <mc:Fallback xmlns:w16sdtfl="http://schemas.microsoft.com/office/word/2024/wordml/sdtformatlock" xmlns:w16sdtdh="http://schemas.microsoft.com/office/word/2020/wordml/sdtdatahash" xmlns:w16du="http://schemas.microsoft.com/office/word/2023/wordml/word16du" xmlns:w16="http://schemas.microsoft.com/office/word/2018/wordml" xmlns:w16cid="http://schemas.microsoft.com/office/word/2016/wordml/cid" xmlns:w16cex="http://schemas.microsoft.com/office/word/2018/wordml/cex" xmlns:oel="http://schemas.microsoft.com/office/2019/extlst" xmlns:am3d="http://schemas.microsoft.com/office/drawing/2017/model3d" xmlns:aink="http://schemas.microsoft.com/office/drawing/2016/ink" xmlns:cx8="http://schemas.microsoft.com/office/drawing/2016/5/14/chartex" xmlns:cx7="http://schemas.microsoft.com/office/drawing/2016/5/13/chartex" xmlns:cx6="http://schemas.microsoft.com/office/drawing/2016/5/12/chartex" xmlns:cx5="http://schemas.microsoft.com/office/drawing/2016/5/11/chartex" xmlns:cx4="http://schemas.microsoft.com/office/drawing/2016/5/10/chartex" xmlns:cx3="http://schemas.microsoft.com/office/drawing/2016/5/9/chartex" xmlns:cx2="http://schemas.microsoft.com/office/drawing/2015/10/21/chartex" xmlns:cx1="http://schemas.microsoft.com/office/drawing/2015/9/8/chartex">
+        <mc:Fallback>
           <w:pict>
             <v:shape w14:anchorId="45EADF8B" id="Graphic 3" o:spid="_x0000_s1026" style="position:absolute;margin-left:74.2pt;margin-top:11.25pt;width:453.55pt;height:.1pt;z-index:-251655168;visibility:visible;mso-wrap-style:square;mso-wrap-distance-left:0;mso-wrap-distance-top:0;mso-wrap-distance-right:0;mso-wrap-distance-bottom:0;mso-position-horizontal:absolute;mso-position-horizontal-relative:page;mso-position-vertical:absolute;mso-position-vertical-relative:text;v-text-anchor:top" coordsize="5760085,1270" o:gfxdata="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" path="m,l5760085,e" filled="f" strokeweight=".81136mm">
               <v:path arrowok="t"/>
@@ -2555,7 +2356,7 @@
 </file>
 
 <file path=word/numbering.xml><?xml version="1.0" encoding="utf-8"?>
-<w:numbering xmlns:wpc="http://schemas.microsoft.com/office/word/2010/wordprocessingCanvas" xmlns:cx="http://schemas.microsoft.com/office/drawing/2014/chartex" xmlns:mc="http://schemas.openxmlformats.org/markup-compatibility/2006" xmlns:o="urn:schemas-microsoft-com:office:office" xmlns:r="http://schemas.openxmlformats.org/officeDocument/2006/relationships" xmlns:m="http://schemas.openxmlformats.org/officeDocument/2006/math" xmlns:v="urn:schemas-microsoft-com:vml" xmlns:wp14="http://schemas.microsoft.com/office/word/2010/wordprocessingDrawing" xmlns:wp="http://schemas.openxmlformats.org/drawingml/2006/wordprocessingDrawing" xmlns:w10="urn:schemas-microsoft-com:office:word" xmlns:w="http://schemas.openxmlformats.org/wordprocessingml/2006/main" xmlns:w14="http://schemas.microsoft.com/office/word/2010/wordml" xmlns:w15="http://schemas.microsoft.com/office/word/2012/wordml" xmlns:w16se="http://schemas.microsoft.com/office/word/2015/wordml/symex" xmlns:wpg="http://schemas.microsoft.com/office/word/2010/wordprocessingGroup" xmlns:wpi="http://schemas.microsoft.com/office/word/2010/wordprocessingInk" xmlns:wne="http://schemas.microsoft.com/office/word/2006/wordml" xmlns:wps="http://schemas.microsoft.com/office/word/2010/wordprocessingShape" mc:Ignorable="w14 w15 w16se wp14">
+<w:numbering xmlns:wpc="http://schemas.microsoft.com/office/word/2010/wordprocessingCanvas" xmlns:cx="http://schemas.microsoft.com/office/drawing/2014/chartex" xmlns:cx1="http://schemas.microsoft.com/office/drawing/2015/9/8/chartex" xmlns:cx2="http://schemas.microsoft.com/office/drawing/2015/10/21/chartex" xmlns:cx3="http://schemas.microsoft.com/office/drawing/2016/5/9/chartex" xmlns:cx4="http://schemas.microsoft.com/office/drawing/2016/5/10/chartex" xmlns:cx5="http://schemas.microsoft.com/office/drawing/2016/5/11/chartex" xmlns:cx6="http://schemas.microsoft.com/office/drawing/2016/5/12/chartex" xmlns:cx7="http://schemas.microsoft.com/office/drawing/2016/5/13/chartex" xmlns:cx8="http://schemas.microsoft.com/office/drawing/2016/5/14/chartex" xmlns:mc="http://schemas.openxmlformats.org/markup-compatibility/2006" xmlns:aink="http://schemas.microsoft.com/office/drawing/2016/ink" xmlns:am3d="http://schemas.microsoft.com/office/drawing/2017/model3d" xmlns:o="urn:schemas-microsoft-com:office:office" xmlns:oel="http://schemas.microsoft.com/office/2019/extlst" xmlns:r="http://schemas.openxmlformats.org/officeDocument/2006/relationships" xmlns:m="http://schemas.openxmlformats.org/officeDocument/2006/math" xmlns:v="urn:schemas-microsoft-com:vml" xmlns:wp14="http://schemas.microsoft.com/office/word/2010/wordprocessingDrawing" xmlns:wp="http://schemas.openxmlformats.org/drawingml/2006/wordprocessingDrawing" xmlns:w10="urn:schemas-microsoft-com:office:word" xmlns:w="http://schemas.openxmlformats.org/wordprocessingml/2006/main" xmlns:w14="http://schemas.microsoft.com/office/word/2010/wordml" xmlns:w15="http://schemas.microsoft.com/office/word/2012/wordml" xmlns:w16cex="http://schemas.microsoft.com/office/word/2018/wordml/cex" xmlns:w16cid="http://schemas.microsoft.com/office/word/2016/wordml/cid" xmlns:w16="http://schemas.microsoft.com/office/word/2018/wordml" xmlns:w16du="http://schemas.microsoft.com/office/word/2023/wordml/word16du" xmlns:w16sdtdh="http://schemas.microsoft.com/office/word/2020/wordml/sdtdatahash" xmlns:w16sdtfl="http://schemas.microsoft.com/office/word/2024/wordml/sdtformatlock" xmlns:w16se="http://schemas.microsoft.com/office/word/2015/wordml/symex" xmlns:wpg="http://schemas.microsoft.com/office/word/2010/wordprocessingGroup" xmlns:wpi="http://schemas.microsoft.com/office/word/2010/wordprocessingInk" xmlns:wne="http://schemas.microsoft.com/office/word/2006/wordml" xmlns:wps="http://schemas.microsoft.com/office/word/2010/wordprocessingShape" mc:Ignorable="w14 w15 w16se w16cid w16 w16cex w16sdtdh w16sdtfl w16du wp14">
   <w:abstractNum w:abstractNumId="0" w15:restartNumberingAfterBreak="0">
     <w:nsid w:val="73240D1B"/>
     <w:multiLevelType w:val="hybridMultilevel"/>
@@ -2647,14 +2448,14 @@
       </w:pPr>
     </w:lvl>
   </w:abstractNum>
-  <w:num w:numId="1">
+  <w:num w:numId="1" w16cid:durableId="996804459">
     <w:abstractNumId w:val="0"/>
   </w:num>
 </w:numbering>
 </file>
 
 <file path=word/styles.xml><?xml version="1.0" encoding="utf-8"?>
-<w:styles xmlns:mc="http://schemas.openxmlformats.org/markup-compatibility/2006" xmlns:r="http://schemas.openxmlformats.org/officeDocument/2006/relationships" xmlns:w="http://schemas.openxmlformats.org/wordprocessingml/2006/main" xmlns:w14="http://schemas.microsoft.com/office/word/2010/wordml" xmlns:w15="http://schemas.microsoft.com/office/word/2012/wordml" xmlns:w16se="http://schemas.microsoft.com/office/word/2015/wordml/symex" mc:Ignorable="w14 w15 w16se">
+<w:styles xmlns:mc="http://schemas.openxmlformats.org/markup-compatibility/2006" xmlns:r="http://schemas.openxmlformats.org/officeDocument/2006/relationships" xmlns:w="http://schemas.openxmlformats.org/wordprocessingml/2006/main" xmlns:w14="http://schemas.microsoft.com/office/word/2010/wordml" xmlns:w15="http://schemas.microsoft.com/office/word/2012/wordml" xmlns:w16cex="http://schemas.microsoft.com/office/word/2018/wordml/cex" xmlns:w16cid="http://schemas.microsoft.com/office/word/2016/wordml/cid" xmlns:w16="http://schemas.microsoft.com/office/word/2018/wordml" xmlns:w16du="http://schemas.microsoft.com/office/word/2023/wordml/word16du" xmlns:w16sdtdh="http://schemas.microsoft.com/office/word/2020/wordml/sdtdatahash" xmlns:w16sdtfl="http://schemas.microsoft.com/office/word/2024/wordml/sdtformatlock" xmlns:w16se="http://schemas.microsoft.com/office/word/2015/wordml/symex" mc:Ignorable="w14 w15 w16se w16cid w16 w16cex w16sdtdh w16sdtfl w16du">
   <w:docDefaults>
     <w:rPrDefault>
       <w:rPr>
@@ -2670,7 +2471,7 @@
       </w:pPr>
     </w:pPrDefault>
   </w:docDefaults>
-  <w:latentStyles w:defLockedState="0" w:defUIPriority="99" w:defSemiHidden="0" w:defUnhideWhenUsed="0" w:defQFormat="0" w:count="371">
+  <w:latentStyles w:defLockedState="0" w:defUIPriority="99" w:defSemiHidden="0" w:defUnhideWhenUsed="0" w:defQFormat="0" w:count="376">
     <w:lsdException w:name="Normal" w:uiPriority="0" w:qFormat="1"/>
     <w:lsdException w:name="heading 1" w:uiPriority="9" w:qFormat="1"/>
     <w:lsdException w:name="heading 2" w:semiHidden="1" w:uiPriority="9" w:unhideWhenUsed="1" w:qFormat="1"/>
@@ -3042,6 +2843,11 @@
     <w:lsdException w:name="List Table 5 Dark Accent 6" w:uiPriority="50"/>
     <w:lsdException w:name="List Table 6 Colorful Accent 6" w:uiPriority="51"/>
     <w:lsdException w:name="List Table 7 Colorful Accent 6" w:uiPriority="52"/>
+    <w:lsdException w:name="Mention" w:semiHidden="1" w:unhideWhenUsed="1"/>
+    <w:lsdException w:name="Smart Hyperlink" w:semiHidden="1" w:unhideWhenUsed="1"/>
+    <w:lsdException w:name="Hashtag" w:semiHidden="1" w:unhideWhenUsed="1"/>
+    <w:lsdException w:name="Unresolved Mention" w:semiHidden="1" w:unhideWhenUsed="1"/>
+    <w:lsdException w:name="Smart Link" w:semiHidden="1" w:unhideWhenUsed="1"/>
   </w:latentStyles>
   <w:style w:type="paragraph" w:default="1" w:styleId="Normal">
     <w:name w:val="Normal"/>
